--- a/por/docx/51.content.docx
+++ b/por/docx/51.content.docx
@@ -28,49 +28,15 @@
       </w:r>
     </w:p>
     <w:p>
-      <w:pPr>
-        <w:pStyle w:val="Heading2"/>
-      </w:pPr>
-      <w:r>
-        <w:rPr>
-          <w:lang w:val="pt_PT" w:bidi="pt_PT"/>
-        </w:rPr>
-        <w:t>License Information</w:t>
-      </w:r>
-      <w:r>
-        <w:rPr>
-          <w:lang w:val="pt_PT" w:bidi="pt_PT"/>
-        </w:rPr>
-      </w:r>
-    </w:p>
-    <w:p>
-      <w:pPr/>
-      <w:r>
-        <w:rPr>
-          <w:lang w:val="pt_PT" w:bidi="pt_PT"/>
-        </w:rPr>
-      </w:r>
-      <w:r>
-        <w:rPr>
-          <w:b/>
-          <w:lang w:val="pt_PT" w:bidi="pt_PT"/>
-        </w:rPr>
-        <w:t>Notas de Tradução (unfoldingWord)</w:t>
-      </w:r>
-      <w:r>
-        <w:rPr>
-          <w:lang w:val="pt_PT" w:bidi="pt_PT"/>
-        </w:rPr>
-        <w:t xml:space="preserve"> (Portuguese) is based on</w:t>
-      </w:r>
-      <w:r>
-        <w:rPr>
-          <w:lang w:val="pt_PT" w:bidi="pt_PT"/>
-        </w:rPr>
-        <w:t xml:space="preserve">: </w:t>
-      </w:r>
-      <w:r>
-        <w:rPr>
+      <w:pPr/>
+      <w:r>
+        <w:rPr>
+          <w:lang w:val="pt_PT" w:bidi="pt_PT"/>
+        </w:rPr>
+      </w:r>
+      <w:r>
+        <w:rPr>
+          <w:b/>
           <w:lang w:val="pt_PT" w:bidi="pt_PT"/>
         </w:rPr>
         <w:t>unfoldingWord® Translation Notes</w:t>
@@ -79,62 +45,31 @@
         <w:rPr>
           <w:lang w:val="pt_PT" w:bidi="pt_PT"/>
         </w:rPr>
-        <w:t xml:space="preserve">, </w:t>
-      </w:r>
-      <w:hyperlink r:id="rId13">
-        <w:r>
-          <w:rPr>
-            <w:lang w:val="pt_PT" w:bidi="pt_PT"/>
-          </w:rPr>
-          <w:rPr>
-            <w:color w:val="0000EE"/>
-            <w:u w:val="single"/>
-          </w:rPr>
-          <w:t>unfoldingWord</w:t>
-        </w:r>
-      </w:hyperlink>
-      <w:r>
-        <w:rPr>
-          <w:lang w:val="pt_PT" w:bidi="pt_PT"/>
-        </w:rPr>
-        <w:t xml:space="preserve">, 2022, which is licensed under a </w:t>
-      </w:r>
-      <w:hyperlink r:id="rId14">
-        <w:r>
-          <w:rPr>
-            <w:lang w:val="pt_PT" w:bidi="pt_PT"/>
-          </w:rPr>
-          <w:rPr>
-            <w:color w:val="0000EE"/>
-            <w:u w:val="single"/>
-          </w:rPr>
-          <w:t>CC BY-SA 4.0 license</w:t>
-        </w:r>
-      </w:hyperlink>
-      <w:r>
-        <w:rPr>
-          <w:lang w:val="pt_PT" w:bidi="pt_PT"/>
-        </w:rPr>
-        <w:t>.</w:t>
-      </w:r>
-      <w:r>
-        <w:rPr>
-          <w:lang w:val="pt_PT" w:bidi="pt_PT"/>
-        </w:rPr>
-      </w:r>
-    </w:p>
-    <w:p>
-      <w:pPr/>
-      <w:r>
-        <w:rPr>
-          <w:lang w:val="pt_PT" w:bidi="pt_PT"/>
-        </w:rPr>
-      </w:r>
-      <w:r>
-        <w:rPr>
-          <w:lang w:val="pt_PT" w:bidi="pt_PT"/>
-        </w:rPr>
-        <w:t>This PDF version is provided under the same license.</w:t>
+        <w:t xml:space="preserve"> © 2022 unfoldingWord. Released under CC BY-SA 4.0 license. </w:t>
+      </w:r>
+      <w:r>
+        <w:rPr>
+          <w:lang w:val="pt_PT" w:bidi="pt_PT"/>
+        </w:rPr>
+        <w:t>unfoldingWord® Translation Notes</w:t>
+      </w:r>
+      <w:r>
+        <w:rPr>
+          <w:lang w:val="pt_PT" w:bidi="pt_PT"/>
+        </w:rPr>
+        <w:t xml:space="preserve"> has been adapted in the following languages: Tok Pisin, Arabic (عربي), French (Français), Hindi (हिंदी), Indonesian (Bahasa Indonesia), Portuguese (Português), Russian (Русский), Spanish (Español), Swahili (Kiswahili), and Simplified Chinese (简体中文) from </w:t>
+      </w:r>
+      <w:r>
+        <w:rPr>
+          <w:lang w:val="pt_PT" w:bidi="pt_PT"/>
+        </w:rPr>
+        <w:t>unfoldingWord® Translation Notes</w:t>
+      </w:r>
+      <w:r>
+        <w:rPr>
+          <w:lang w:val="pt_PT" w:bidi="pt_PT"/>
+        </w:rPr>
+        <w:t xml:space="preserve"> © 2022 unfoldingWord. Released under CC BY-SA 4.0 license by Mission Mutual</w:t>
       </w:r>
       <w:r>
         <w:rPr>
@@ -6227,7 +6162,7 @@
         </w:rPr>
         <w:t xml:space="preserve"> é o oposto da “autoridade das trevas” no próximo versículo (</w:t>
       </w:r>
-      <w:hyperlink r:id="rId15">
+      <w:hyperlink r:id="rId13">
         <w:r>
           <w:rPr>
             <w:lang w:val="pt_PT" w:bidi="pt_PT"/>
@@ -7055,7 +6990,7 @@
         </w:rPr>
         <w:t xml:space="preserve"> é um título importante que descreve a relação entre Deus Pai (mencionado no versículo anterior (</w:t>
       </w:r>
-      <w:hyperlink r:id="rId16">
+      <w:hyperlink r:id="rId14">
         <w:r>
           <w:rPr>
             <w:lang w:val="pt_PT" w:bidi="pt_PT"/>
@@ -15469,7 +15404,7 @@
         </w:rPr>
         <w:t xml:space="preserve">Aqui Paulo chama “a mensagem de Deus,” de </w:t>
       </w:r>
-      <w:hyperlink r:id="rId17">
+      <w:hyperlink r:id="rId15">
         <w:r>
           <w:rPr>
             <w:lang w:val="pt_PT" w:bidi="pt_PT"/>
@@ -18161,7 +18096,7 @@
         </w:rPr>
         <w:t xml:space="preserve"> introduz a razão pela qual Paulo lhes contou em </w:t>
       </w:r>
-      <w:hyperlink r:id="rId18">
+      <w:hyperlink r:id="rId16">
         <w:r>
           <w:rPr>
             <w:lang w:val="pt_PT" w:bidi="pt_PT"/>
@@ -18303,7 +18238,7 @@
         </w:rPr>
         <w:t xml:space="preserve"> está diretamente relacionada à palavra “tarefa” em </w:t>
       </w:r>
-      <w:hyperlink r:id="rId18">
+      <w:hyperlink r:id="rId16">
         <w:r>
           <w:rPr>
             <w:lang w:val="pt_PT" w:bidi="pt_PT"/>
@@ -21068,7 +21003,7 @@
         </w:rPr>
         <w:t xml:space="preserve"> refere-se ao que Paulo disse em </w:t>
       </w:r>
-      <w:hyperlink r:id="rId19">
+      <w:hyperlink r:id="rId17">
         <w:r>
           <w:rPr>
             <w:lang w:val="pt_PT" w:bidi="pt_PT"/>
@@ -21412,7 +21347,7 @@
         </w:rPr>
         <w:t xml:space="preserve"> oferece mais suporte para o motivo pelo qual os colossenses não devem ser “enganados” (</w:t>
       </w:r>
-      <w:hyperlink r:id="rId20">
+      <w:hyperlink r:id="rId18">
         <w:r>
           <w:rPr>
             <w:lang w:val="pt_PT" w:bidi="pt_PT"/>
@@ -22813,7 +22748,7 @@
         </w:rPr>
         <w:t xml:space="preserve"> faz uma inferência ou conclusão do que Paulo disse em </w:t>
       </w:r>
-      <w:hyperlink r:id="rId21">
+      <w:hyperlink r:id="rId19">
         <w:r>
           <w:rPr>
             <w:lang w:val="pt_PT" w:bidi="pt_PT"/>
@@ -23288,7 +23223,7 @@
         </w:rPr>
         <w:t>Paulo usa esses verbos para exemplificar como os colossenses devem “viver unidos com” o Messias (</w:t>
       </w:r>
-      <w:hyperlink r:id="rId22">
+      <w:hyperlink r:id="rId20">
         <w:r>
           <w:rPr>
             <w:lang w:val="pt_PT" w:bidi="pt_PT"/>
@@ -23918,7 +23853,7 @@
         </w:rPr>
         <w:t xml:space="preserve">Se o seu idioma não usa essa forma passiva, você pode traduzir este verbo: (1) em sua forma ativa com Epafras como sujeito (sabemos que ele foi o professor deles de </w:t>
       </w:r>
-      <w:hyperlink r:id="rId23">
+      <w:hyperlink r:id="rId21">
         <w:r>
           <w:rPr>
             <w:lang w:val="pt_PT" w:bidi="pt_PT"/>
@@ -25148,7 +25083,7 @@
         </w:rPr>
         <w:t xml:space="preserve"> introduz a razão pela qual os colossenses precisam estar atentos a qualquer ensino que seja “não segundo Cristo” (</w:t>
       </w:r>
-      <w:hyperlink r:id="rId24">
+      <w:hyperlink r:id="rId22">
         <w:r>
           <w:rPr>
             <w:lang w:val="pt_PT" w:bidi="pt_PT"/>
@@ -25551,7 +25486,7 @@
         </w:rPr>
         <w:t xml:space="preserve"> introduz outra razão pela qual os colossenses precisam estar atentos a qualquer um que ofereça ensinamentos que não sejam “de acordo com Cristo” (</w:t>
       </w:r>
-      <w:hyperlink r:id="rId24">
+      <w:hyperlink r:id="rId22">
         <w:r>
           <w:rPr>
             <w:lang w:val="pt_PT" w:bidi="pt_PT"/>
@@ -25569,7 +25504,7 @@
         </w:rPr>
         <w:t>): não apenas Cristo é totalmente Deus (</w:t>
       </w:r>
-      <w:hyperlink r:id="rId25">
+      <w:hyperlink r:id="rId23">
         <w:r>
           <w:rPr>
             <w:lang w:val="pt_PT" w:bidi="pt_PT"/>
@@ -25711,7 +25646,7 @@
         </w:rPr>
         <w:t xml:space="preserve"> é muito semelhante à palavra que Paulo usou em </w:t>
       </w:r>
-      <w:hyperlink r:id="rId25">
+      <w:hyperlink r:id="rId23">
         <w:r>
           <w:rPr>
             <w:lang w:val="pt_PT" w:bidi="pt_PT"/>
@@ -25729,7 +25664,7 @@
         </w:rPr>
         <w:t xml:space="preserve"> para “plenitude”. Se o seu idioma usa palavras semelhantes nessas duas frases, você pode usar uma palavra como a que usou em </w:t>
       </w:r>
-      <w:hyperlink r:id="rId25">
+      <w:hyperlink r:id="rId23">
         <w:r>
           <w:rPr>
             <w:lang w:val="pt_PT" w:bidi="pt_PT"/>
@@ -26093,7 +26028,7 @@
         </w:rPr>
         <w:t xml:space="preserve"> de outras maneiras. Essas palavras poderiam se referir a: (1) seres espirituais poderosos, como em </w:t>
       </w:r>
-      <w:hyperlink r:id="rId26">
+      <w:hyperlink r:id="rId24">
         <w:r>
           <w:rPr>
             <w:lang w:val="pt_PT" w:bidi="pt_PT"/>
@@ -28615,7 +28550,7 @@
         </w:rPr>
         <w:t xml:space="preserve"> poderia se referir a: (1) como os colossenses não eram judeus circuncidados e, portanto, não faziam parte do povo de Deus. Tradução alternativa: “entre os não judeus sem as promessas de Deus” ou “sem circuncisão, já que vocês são gentios”; (2) à metáfora sobre a circuncisão em </w:t>
       </w:r>
-      <w:hyperlink r:id="rId27">
+      <w:hyperlink r:id="rId25">
         <w:r>
           <w:rPr>
             <w:lang w:val="pt_PT" w:bidi="pt_PT"/>
@@ -29697,7 +29632,7 @@
         </w:rPr>
         <w:t xml:space="preserve">Assim como em </w:t>
       </w:r>
-      <w:hyperlink r:id="rId26">
+      <w:hyperlink r:id="rId24">
         <w:r>
           <w:rPr>
             <w:lang w:val="pt_PT" w:bidi="pt_PT"/>
@@ -29715,7 +29650,7 @@
         </w:rPr>
         <w:t xml:space="preserve"> e </w:t>
       </w:r>
-      <w:hyperlink r:id="rId28">
+      <w:hyperlink r:id="rId26">
         <w:r>
           <w:rPr>
             <w:lang w:val="pt_PT" w:bidi="pt_PT"/>
@@ -29948,7 +29883,7 @@
         </w:rPr>
         <w:t xml:space="preserve"> indica uma inferência ou conclusão do que Paulo já disse, que pode ser encontrado em </w:t>
       </w:r>
-      <w:hyperlink r:id="rId29">
+      <w:hyperlink r:id="rId27">
         <w:r>
           <w:rPr>
             <w:lang w:val="pt_PT" w:bidi="pt_PT"/>
@@ -29966,7 +29901,7 @@
         </w:rPr>
         <w:t xml:space="preserve">: na obra de Cristo, os colossenses receberam nova vida e os poderes que governam este mundo foram derrotados. Por causa dessas coisas que aconteceram, os colossenses não devem permitir que outros os julguem em relação ao seu comportamento. Paulo está continuando o aviso contra falsos mestres que ele começou em </w:t>
       </w:r>
-      <w:hyperlink r:id="rId24">
+      <w:hyperlink r:id="rId22">
         <w:r>
           <w:rPr>
             <w:lang w:val="pt_PT" w:bidi="pt_PT"/>
@@ -31237,7 +31172,7 @@
         </w:rPr>
         <w:t xml:space="preserve">Aqui, Paulo se refere aos falsos mestres como se fossem juízes ou árbitros em uma competição, capazes de decidir contra os colossenses e impedi-los de receber o prêmio por vencer a competição. Esta metáfora se alinha com a linguagem de “julgar” em </w:t>
       </w:r>
-      <w:hyperlink r:id="rId30">
+      <w:hyperlink r:id="rId28">
         <w:r>
           <w:rPr>
             <w:lang w:val="pt_PT" w:bidi="pt_PT"/>
@@ -33226,7 +33161,7 @@
         </w:rPr>
         <w:t>Paulo agora retorna a uma metáfora que usou anteriormente: os crentes morreram e foram "sepultados com" Cristo (</w:t>
       </w:r>
-      <w:hyperlink r:id="rId31">
+      <w:hyperlink r:id="rId29">
         <w:r>
           <w:rPr>
             <w:lang w:val="pt_PT" w:bidi="pt_PT"/>
@@ -33453,7 +33388,7 @@
         </w:rPr>
         <w:t xml:space="preserve">Como em </w:t>
       </w:r>
-      <w:hyperlink r:id="rId24">
+      <w:hyperlink r:id="rId22">
         <w:r>
           <w:rPr>
             <w:lang w:val="pt_PT" w:bidi="pt_PT"/>
@@ -34313,7 +34248,7 @@
         </w:rPr>
         <w:t xml:space="preserve">Este versículo apresenta três ordens que não são de Paulo, mas sim exemplos dos “decretos” de </w:t>
       </w:r>
-      <w:hyperlink r:id="rId32">
+      <w:hyperlink r:id="rId30">
         <w:r>
           <w:rPr>
             <w:lang w:val="pt_PT" w:bidi="pt_PT"/>
@@ -36691,7 +36626,7 @@
         </w:rPr>
         <w:t xml:space="preserve"> introduz uma exortação baseada no que Paulo já disse sobre ser “ressuscitado com Cristo” em </w:t>
       </w:r>
-      <w:hyperlink r:id="rId31">
+      <w:hyperlink r:id="rId29">
         <w:r>
           <w:rPr>
             <w:lang w:val="pt_PT" w:bidi="pt_PT"/>
@@ -37768,7 +37703,7 @@
         </w:rPr>
         <w:t xml:space="preserve">Assim como em </w:t>
       </w:r>
-      <w:hyperlink r:id="rId33">
+      <w:hyperlink r:id="rId31">
         <w:r>
           <w:rPr>
             <w:lang w:val="pt_PT" w:bidi="pt_PT"/>
@@ -38093,7 +38028,7 @@
         </w:rPr>
         <w:t xml:space="preserve"> introduz a razão pela qual os colossenses devem pensar nas coisas do alto (</w:t>
       </w:r>
-      <w:hyperlink r:id="rId34">
+      <w:hyperlink r:id="rId32">
         <w:r>
           <w:rPr>
             <w:lang w:val="pt_PT" w:bidi="pt_PT"/>
@@ -38222,7 +38157,7 @@
         </w:rPr>
         <w:t xml:space="preserve">Aqui, Paulo expressa de forma ligeiramente diferente a ideia que ele já declarou em </w:t>
       </w:r>
-      <w:hyperlink r:id="rId32">
+      <w:hyperlink r:id="rId30">
         <w:r>
           <w:rPr>
             <w:lang w:val="pt_PT" w:bidi="pt_PT"/>
@@ -38253,7 +38188,7 @@
         </w:rPr>
         <w:t xml:space="preserve"> com Cristo. Se for útil em seu idioma, você pode traduzir essa ideia como fez em </w:t>
       </w:r>
-      <w:hyperlink r:id="rId32">
+      <w:hyperlink r:id="rId30">
         <w:r>
           <w:rPr>
             <w:lang w:val="pt_PT" w:bidi="pt_PT"/>
@@ -41693,7 +41628,7 @@
         </w:rPr>
         <w:t xml:space="preserve"> refere-se novamente à lista de pecados em </w:t>
       </w:r>
-      <w:hyperlink r:id="rId35">
+      <w:hyperlink r:id="rId33">
         <w:r>
           <w:rPr>
             <w:lang w:val="pt_PT" w:bidi="pt_PT"/>
@@ -42360,7 +42295,7 @@
         </w:rPr>
         <w:t xml:space="preserve"> ambos se referem aos pecados mencionados em </w:t>
       </w:r>
-      <w:hyperlink r:id="rId35">
+      <w:hyperlink r:id="rId33">
         <w:r>
           <w:rPr>
             <w:lang w:val="pt_PT" w:bidi="pt_PT"/>
@@ -42528,7 +42463,7 @@
         </w:rPr>
         <w:t>, em contraste com o comportamento de “anteriormente” (</w:t>
       </w:r>
-      <w:hyperlink r:id="rId36">
+      <w:hyperlink r:id="rId34">
         <w:r>
           <w:rPr>
             <w:lang w:val="pt_PT" w:bidi="pt_PT"/>
@@ -43568,7 +43503,7 @@
         </w:rPr>
         <w:t xml:space="preserve">Aqui, Paulo usa uma metáfora semelhante à que ele utilizou em </w:t>
       </w:r>
-      <w:hyperlink r:id="rId27">
+      <w:hyperlink r:id="rId25">
         <w:r>
           <w:rPr>
             <w:lang w:val="pt_PT" w:bidi="pt_PT"/>
@@ -44147,7 +44082,7 @@
         </w:rPr>
         <w:t xml:space="preserve"> é paralela à cláusula que começa com “tendo tirado” no versículo anterior (</w:t>
       </w:r>
-      <w:hyperlink r:id="rId37">
+      <w:hyperlink r:id="rId35">
         <w:r>
           <w:rPr>
             <w:lang w:val="pt_PT" w:bidi="pt_PT"/>
@@ -44165,7 +44100,7 @@
         </w:rPr>
         <w:t xml:space="preserve">). Traduza esta cláusula com a mesma estrutura que você usou no versículo anterior. Esta cláusula poderia: (1) dar a razão pela qual os colossenses não deveriam mentir uns aos outros (e deveriam despir-se dos pecados listados em </w:t>
       </w:r>
-      <w:hyperlink r:id="rId38">
+      <w:hyperlink r:id="rId36">
         <w:r>
           <w:rPr>
             <w:lang w:val="pt_PT" w:bidi="pt_PT"/>
@@ -44295,7 +44230,7 @@
         </w:rPr>
         <w:t xml:space="preserve">Aqui, Paulo continua a metáfora de trocar de roupa, que ele começou em </w:t>
       </w:r>
-      <w:hyperlink r:id="rId37">
+      <w:hyperlink r:id="rId35">
         <w:r>
           <w:rPr>
             <w:lang w:val="pt_PT" w:bidi="pt_PT"/>
@@ -44437,7 +44372,7 @@
         </w:rPr>
         <w:t>Como no versículo anterior (</w:t>
       </w:r>
-      <w:hyperlink r:id="rId37">
+      <w:hyperlink r:id="rId35">
         <w:r>
           <w:rPr>
             <w:lang w:val="pt_PT" w:bidi="pt_PT"/>
@@ -44827,7 +44762,7 @@
         </w:rPr>
         <w:t xml:space="preserve">, provavelmente se refere a conhecer tanto a Deus (como em </w:t>
       </w:r>
-      <w:hyperlink r:id="rId39">
+      <w:hyperlink r:id="rId37">
         <w:r>
           <w:rPr>
             <w:lang w:val="pt_PT" w:bidi="pt_PT"/>
@@ -44845,7 +44780,7 @@
         </w:rPr>
         <w:t xml:space="preserve">) quanto a vontade de Deus (como em </w:t>
       </w:r>
-      <w:hyperlink r:id="rId40">
+      <w:hyperlink r:id="rId38">
         <w:r>
           <w:rPr>
             <w:lang w:val="pt_PT" w:bidi="pt_PT"/>
@@ -46491,7 +46426,7 @@
         </w:rPr>
         <w:t xml:space="preserve">Mais uma vez, Paulo fala daqueles que morreram e ressuscitaram com Cristo. Aqui, em vez de falar dos colossenses estando “em Cristo”, ele inverte a forma, assim como fez em </w:t>
       </w:r>
-      <w:hyperlink r:id="rId41">
+      <w:hyperlink r:id="rId39">
         <w:r>
           <w:rPr>
             <w:lang w:val="pt_PT" w:bidi="pt_PT"/>
@@ -46522,7 +46457,7 @@
         </w:rPr>
         <w:t xml:space="preserve"> aqueles que acreditam nele. Se possível, traduza esta expressão da mesma forma que você traduziu “Cristo em vocês” em </w:t>
       </w:r>
-      <w:hyperlink r:id="rId41">
+      <w:hyperlink r:id="rId39">
         <w:r>
           <w:rPr>
             <w:lang w:val="pt_PT" w:bidi="pt_PT"/>
@@ -46664,7 +46599,7 @@
         </w:rPr>
         <w:t xml:space="preserve"> introduz uma exortação baseada no que Paulo já disse aos colossenses em </w:t>
       </w:r>
-      <w:hyperlink r:id="rId42">
+      <w:hyperlink r:id="rId40">
         <w:r>
           <w:rPr>
             <w:lang w:val="pt_PT" w:bidi="pt_PT"/>
@@ -46793,7 +46728,7 @@
         </w:rPr>
         <w:t xml:space="preserve"> usa as mesmas palavras que Paulo utilizou em </w:t>
       </w:r>
-      <w:hyperlink r:id="rId43">
+      <w:hyperlink r:id="rId41">
         <w:r>
           <w:rPr>
             <w:lang w:val="pt_PT" w:bidi="pt_PT"/>
@@ -46850,7 +46785,7 @@
         </w:rPr>
         <w:t xml:space="preserve"> como você fez em </w:t>
       </w:r>
-      <w:hyperlink r:id="rId43">
+      <w:hyperlink r:id="rId41">
         <w:r>
           <w:rPr>
             <w:lang w:val="pt_PT" w:bidi="pt_PT"/>
@@ -49031,7 +48966,7 @@
         </w:rPr>
         <w:t xml:space="preserve">No texto original, aqui, Paulo omite algumas palavras que podem ser necessárias no seu idioma para formar um pensamento completo. Se o seu idioma incluir mais palavras, você pode inserir as palavras que Paulo sugere, encontradas em </w:t>
       </w:r>
-      <w:hyperlink r:id="rId44">
+      <w:hyperlink r:id="rId42">
         <w:r>
           <w:rPr>
             <w:lang w:val="pt_PT" w:bidi="pt_PT"/>
@@ -49888,7 +49823,7 @@
         </w:rPr>
         <w:t xml:space="preserve"> está intimamente relacionada à palavra traduzida como “privar do seu prêmio” que Paulo usa em </w:t>
       </w:r>
-      <w:hyperlink r:id="rId45">
+      <w:hyperlink r:id="rId43">
         <w:r>
           <w:rPr>
             <w:lang w:val="pt_PT" w:bidi="pt_PT"/>
@@ -49906,7 +49841,7 @@
         </w:rPr>
         <w:t xml:space="preserve">: ambas são usadas para um juiz ou árbitro tomando uma decisão, embora em </w:t>
       </w:r>
-      <w:hyperlink r:id="rId45">
+      <w:hyperlink r:id="rId43">
         <w:r>
           <w:rPr>
             <w:lang w:val="pt_PT" w:bidi="pt_PT"/>
@@ -54952,7 +54887,7 @@
         </w:rPr>
         <w:t xml:space="preserve">. Assim como em </w:t>
       </w:r>
-      <w:hyperlink r:id="rId46">
+      <w:hyperlink r:id="rId44">
         <w:r>
           <w:rPr>
             <w:lang w:val="pt_PT" w:bidi="pt_PT"/>
@@ -55861,7 +55796,7 @@
         </w:rPr>
         <w:t xml:space="preserve"> porque ele já está estabelecendo um contraste com o "Senhor" sobre esses senhores: Jesus (Veja: </w:t>
       </w:r>
-      <w:hyperlink r:id="rId47">
+      <w:hyperlink r:id="rId45">
         <w:r>
           <w:rPr>
             <w:lang w:val="pt_PT" w:bidi="pt_PT"/>
@@ -56114,7 +56049,7 @@
         </w:rPr>
         <w:t xml:space="preserve">Assim como em </w:t>
       </w:r>
-      <w:hyperlink r:id="rId48">
+      <w:hyperlink r:id="rId46">
         <w:r>
           <w:rPr>
             <w:lang w:val="pt_PT" w:bidi="pt_PT"/>
@@ -57607,7 +57542,7 @@
         </w:rPr>
         <w:t xml:space="preserve"> introduz uma razão pela qual os escravos devem obedecer como Paulo os comanda em </w:t>
       </w:r>
-      <w:hyperlink r:id="rId49">
+      <w:hyperlink r:id="rId47">
         <w:r>
           <w:rPr>
             <w:lang w:val="pt_PT" w:bidi="pt_PT"/>
@@ -58176,7 +58111,7 @@
         </w:rPr>
         <w:t xml:space="preserve"> introduz um apoio ao que já foi dito. Aqui, Paulo a utiliza para apresentar uma razão negativa para a obediência (ele já forneceu uma razão positiva em </w:t>
       </w:r>
-      <w:hyperlink r:id="rId50">
+      <w:hyperlink r:id="rId48">
         <w:r>
           <w:rPr>
             <w:lang w:val="pt_PT" w:bidi="pt_PT"/>
@@ -58359,7 +58294,7 @@
         </w:rPr>
         <w:t xml:space="preserve">. No entanto, ele direciona essa declaração geral aos escravos aos quais tem se dirigido (não aos senhores, já que ele não os aborda até </w:t>
       </w:r>
-      <w:hyperlink r:id="rId47">
+      <w:hyperlink r:id="rId45">
         <w:r>
           <w:rPr>
             <w:lang w:val="pt_PT" w:bidi="pt_PT"/>
@@ -60022,7 +59957,7 @@
         </w:rPr>
         <w:t xml:space="preserve"> ou ao mesmo tempo. Se for útil no seu idioma, você pode usar uma palavra ou frase que indique que os colossenses devem orar por Paulo ao mesmo tempo em que oram sobre outras coisas (as coisas mencionadas em </w:t>
       </w:r>
-      <w:hyperlink r:id="rId51">
+      <w:hyperlink r:id="rId49">
         <w:r>
           <w:rPr>
             <w:lang w:val="pt_PT" w:bidi="pt_PT"/>
@@ -60895,7 +60830,7 @@
         </w:rPr>
         <w:t xml:space="preserve"> de Cristo. Isso não significa que a mensagem seja difícil de entender, mas sim que não havia sido revelada anteriormente. Agora, no entanto, Paulo a “torna bem conhecida” (como diz </w:t>
       </w:r>
-      <w:hyperlink r:id="rId52">
+      <w:hyperlink r:id="rId50">
         <w:r>
           <w:rPr>
             <w:lang w:val="pt_PT" w:bidi="pt_PT"/>
@@ -61533,7 +61468,7 @@
         </w:rPr>
         <w:t xml:space="preserve"> poderia introduzir: (1) outra coisa pela qual os colossenses deveriam orar (além do que é dito em </w:t>
       </w:r>
-      <w:hyperlink r:id="rId53">
+      <w:hyperlink r:id="rId51">
         <w:r>
           <w:rPr>
             <w:lang w:val="pt_PT" w:bidi="pt_PT"/>
@@ -61551,7 +61486,7 @@
         </w:rPr>
         <w:t xml:space="preserve">). Tradução alternativa: “e que” ou “e pedindo que”; (2) outro propósito pelo qual os colossenses deveriam orar por Paulo (além do que é dito em </w:t>
       </w:r>
-      <w:hyperlink r:id="rId53">
+      <w:hyperlink r:id="rId51">
         <w:r>
           <w:rPr>
             <w:lang w:val="pt_PT" w:bidi="pt_PT"/>
@@ -62663,7 +62598,7 @@
         </w:rPr>
         <w:t>Este versículo oferece uma maneira pela qual Paulo deseja que os colossenses “sejam sábios na sua maneira de agir com os que não creem” (</w:t>
       </w:r>
-      <w:hyperlink r:id="rId54">
+      <w:hyperlink r:id="rId52">
         <w:r>
           <w:rPr>
             <w:lang w:val="pt_PT" w:bidi="pt_PT"/>
@@ -63359,7 +63294,7 @@
         </w:rPr>
         <w:t xml:space="preserve"> refere-se a indivíduos que seriam considerados parte de “os que não creem” (</w:t>
       </w:r>
-      <w:hyperlink r:id="rId54">
+      <w:hyperlink r:id="rId52">
         <w:r>
           <w:rPr>
             <w:lang w:val="pt_PT" w:bidi="pt_PT"/>
@@ -64670,7 +64605,7 @@
         </w:rPr>
         <w:t xml:space="preserve">Assim como a frase “todas as notícias minhas” em </w:t>
       </w:r>
-      <w:hyperlink r:id="rId55">
+      <w:hyperlink r:id="rId53">
         <w:r>
           <w:rPr>
             <w:lang w:val="pt_PT" w:bidi="pt_PT"/>
@@ -65511,7 +65446,7 @@
         </w:rPr>
         <w:t xml:space="preserve">Assim como as frases “todas as notícias minhas” em </w:t>
       </w:r>
-      <w:hyperlink r:id="rId55">
+      <w:hyperlink r:id="rId53">
         <w:r>
           <w:rPr>
             <w:lang w:val="pt_PT" w:bidi="pt_PT"/>
@@ -65529,7 +65464,7 @@
         </w:rPr>
         <w:t xml:space="preserve"> e “como todos nós vamos indo” em </w:t>
       </w:r>
-      <w:hyperlink r:id="rId56">
+      <w:hyperlink r:id="rId54">
         <w:r>
           <w:rPr>
             <w:lang w:val="pt_PT" w:bidi="pt_PT"/>
@@ -67598,7 +67533,7 @@
         </w:rPr>
         <w:t xml:space="preserve"> é o nome de um homem. Ele foi o primeiro a pregar as boas-novas ao povo em Colossos (Veja: </w:t>
       </w:r>
-      <w:hyperlink r:id="rId23">
+      <w:hyperlink r:id="rId21">
         <w:r>
           <w:rPr>
             <w:lang w:val="pt_PT" w:bidi="pt_PT"/>
@@ -68810,7 +68745,7 @@
         </w:rPr>
         <w:t xml:space="preserve"> introduz mais apoio às declarações de Paulo sobre Epafras no versículo anterior. Em </w:t>
       </w:r>
-      <w:hyperlink r:id="rId57">
+      <w:hyperlink r:id="rId55">
         <w:r>
           <w:rPr>
             <w:lang w:val="pt_PT" w:bidi="pt_PT"/>
@@ -69664,7 +69599,7 @@
         </w:rPr>
         <w:t xml:space="preserve">Como era costume nesta cultura, Paulo não apenas envia saudações das pessoas que estão com ele e que conhecem as pessoas para quem ele está escrevendo (como fez em </w:t>
       </w:r>
-      <w:hyperlink r:id="rId58">
+      <w:hyperlink r:id="rId56">
         <w:r>
           <w:rPr>
             <w:lang w:val="pt_PT" w:bidi="pt_PT"/>
@@ -70518,7 +70453,7 @@
         </w:rPr>
         <w:t>Além de pedir aos colossenses que mandem saudações a outros por ele (</w:t>
       </w:r>
-      <w:hyperlink r:id="rId59">
+      <w:hyperlink r:id="rId57">
         <w:r>
           <w:rPr>
             <w:lang w:val="pt_PT" w:bidi="pt_PT"/>

--- a/por/docx/51.content.docx
+++ b/por/docx/51.content.docx
@@ -141,13 +141,6 @@
         <w:rPr>
           <w:lang w:val="pt_PT" w:bidi="pt_PT"/>
         </w:rPr>
-      </w:r>
-      <w:r>
-        <w:rPr>
-          <w:i/>
-          <w:lang w:val="pt_PT" w:bidi="pt_PT"/>
-        </w:rPr>
-        <w:t>Colossenses 1.1 (#1), Colossenses 1.1 (#2), Colossenses 1.1 (#3), Colossenses 1.1 (#4), Colossenses 1.2 (#1), Colossenses 1.2 (#2), Colossenses 1.2 (#3), Colossenses 1.2 (#4), Colossenses 1.2 (#5), Colossenses 1.3 (#1), Colossenses 1.3 (#2), Colossenses 1.4 (#1), Colossenses 1.4 (#2), Colossenses 1.5 (#1), Colossenses 1.5 (#2), Colossenses 1.5 (#3), Colossenses 1.5 (#4), Colossenses 1.6 (#1), Colossenses 1.6 (#2), Colossenses 1.6 (#3), Colossenses 1.6 (#4), Colossenses 1.6 (#5), Colossenses 1.7 (#1), Colossenses 1.7 (#2), Colossenses 1.8 (#1), Colossenses 1.8 (#2), Colossenses 1.8 (#3), Colossenses 1.9 (#1), Colossenses 1.9 (#2), Colossenses 1.9 (#3), Colossenses 1.9 (#4), Colossenses 1.9 (#5), Colossenses 1.9 (#6), Colossenses 1.9 (#7), Colossenses 1.9 (#8), Colossenses 1.9 (#9), Colossenses 1.9 (#10), Colossenses 1.9 (#11), Colossenses 1.10 (#1), Colossenses 1.10 (#2), Colossenses 1.10 (#3), Colossenses 1.10 (#4), Colossenses 1.11 (#1), Colossenses 1.11 (#2), Colossenses 1.11 (#3), Colossenses 1.11 (#4), Colossenses 1.11 (#5), Colossenses 1.11 (#6), Colossenses 1.12 (#1), Colossenses 1.12 (#2), Colossenses 1.12 (#3), Colossenses 1.12 (#4), Colossenses 1.12 (#5), Colossenses 1.12 (#6), Colossenses 1.12 (#7), Colossenses 1.13 (#1), Colossenses 1.13 (#2), Colossenses 1.13 (#3), Colossenses 1.13 (#4), Colossenses 1.13 (#5), Colossenses 1.13 (#6), Colossenses 1.13 (#7), Colossenses 1.14 (#1), Colossenses 1.14 (#2), Colossenses 1.14 (#3), Colossenses 1.14 (#4), Colossenses 1.15 (#1), Colossenses 1.15 (#2), Colossenses 1.15 (#3), Colossenses 1.15 (#4), Colossenses 1.16 (#1), Colossenses 1.16 (#2), Colossenses 1.16 (#3), Colossenses 1.16 (#4), Colossenses 1.16 (#5), Colossenses 1.16 (#6), Colossenses 1.16 (#7), Colossenses 1.16 (#8), Colossenses 1.17 (#1), Colossenses 1.17 (#2), Colossenses 1.18 (#1), Colossenses 1.18 (#2), Colossenses 1.18 (#3), Colossenses 1.18 (#4), Colossenses 1.18 (#5), Colossenses 1.18 (#6), Colossenses 1.19 (#1), Colossenses 1.19 (#2), Colossenses 1.19 (#3), Colossenses 1.19 (#4), Colossenses 1.20 (#1), Colossenses 1.20 (#2), Colossenses 1.20 (#3), Colossenses 1.20 (#4), Colossenses 1.20 (#5), Colossenses 1.20 (#6), Colossenses 1.20 (#7), Colossenses 1.21 (#1), Colossenses 1.21 (#2), Colossenses 1.21 (#3), Colossenses 1.21 (#4), Colossenses 1.22 (#1), Colossenses 1.22 (#2), Colossenses 1.22 (#3), Colossenses 1.22 (#4), Colossenses 1.22 (#5), Colossenses 1.22 (#6), Colossenses 1.22 (#7), Colossenses 1.22 (#8), Colossenses 1.22 (#9), Colossenses 1.23 (#1), Colossenses 1.23 (#2), Colossenses 1.23 (#3), Colossenses 1.23 (#4), Colossenses 1.23 (#5), Colossenses 1.23 (#6), Colossenses 1.23 (#7), Colossenses 1.23 (#8), Colossenses 1.23 (#9), Colossenses 1.23 (#10), Colossenses 1.24 (#1), Colossenses 1.24 (#2), Colossenses 1.24 (#3), Colossenses 1.24 (#4), Colossenses 1.24 (#5), Colossenses 1.24 (#6), Colossenses 1.25 (#1), Colossenses 1.25 (#2), Colossenses 1.25 (#3), Colossenses 1.25 (#4), Colossenses 1.25 (#5), Colossenses 1.25 (#6), Colossenses 1.26 (#1), Colossenses 1.26 (#2), Colossenses 1.26 (#3), Colossenses 1.26 (#4), Colossenses 1.26 (#5), Colossenses 1.26 (#6), Colossenses 1.27 (#1), Colossenses 1.27 (#2), Colossenses 1.27 (#3), Colossenses 1.27 (#4), Colossenses 1.27 (#5), Colossenses 1.27 (#6), Colossenses 1.27 (#7), Colossenses 1.28 (#1), Colossenses 1.28 (#2), Colossenses 1.28 (#3), Colossenses 1.28 (#4), Colossenses 1.28 (#5), Colossenses 1.28 (#6), Colossenses 1.28 (#7), Colossenses 1.29 (#1), Colossenses 1.29 (#2), Colossenses 1.29 (#3), Colossenses 1.29 (#4), Colossenses 2.1 (#1), Colossenses 2.1 (#2), Colossenses 2.1 (#3), Colossenses 2.1 (#4), Colossenses 2.1 (#5), Colossenses 2.1 (#6), Colossenses 2.1 (#7), Colossenses 2.2 (#1), Colossenses 2.2 (#2), Colossenses 2.2 (#3), Colossenses 2.2 (#4), Colossenses 2.2 (#5), Colossenses 2.2 (#6), Colossenses 2.2 (#7), Colossenses 2.2 (#8), Colossenses 2.2 (#9), Colossenses 2.2 (#10), Colossenses 2.3 (#1), Colossenses 2.3 (#2), Colossenses 2.3 (#3), Colossenses 2.3 (#4), Colossenses 2.3 (#5), Colossenses 2.4 (#1), Colossenses 2.4 (#2), Colossenses 2.4 (#3), Colossenses 2.5 (#1), Colossenses 2.5 (#2), Colossenses 2.5 (#3), Colossenses 2.5 (#4), Colossenses 2.5 (#5), Colossenses 2.5 (#6), Colossenses 2.5 (#7), Colossenses 2.5 (#8), Colossenses 2.5 (#9), Colossenses 2.5 (#10), Colossenses 2.5 (#11), Colossenses 2.6 (#1), Colossenses 2.6 (#2), Colossenses 2.6 (#3), Colossenses 2.6 (#4), Colossenses 2.7 (#1), Colossenses 2.7 (#2), Colossenses 2.7 (#3), Colossenses 2.7 (#4), Colossenses 2.7 (#5), Colossenses 2.7 (#6), Colossenses 2.7 (#7), Colossenses 2.7 (#8), Colossenses 2.8 (#1), Colossenses 2.8 (#2), Colossenses 2.8 (#3), Colossenses 2.8 (#4), Colossenses 2.8 (#5), Colossenses 2.8 (#6), Colossenses 2.8 (#7), Colossenses 2.8 (#8), Colossenses 2.9 (#1), Colossenses 2.9 (#2), Colossenses 2.9 (#3), Colossenses 2.10 (#1), Colossenses 2.10 (#2), Colossenses 2.10 (#3), Colossenses 2.10 (#4), Colossenses 2.10 (#5), Colossenses 2.10 (#6), Colossenses 2.11 (#1), Colossenses 2.11 (#2), Colossenses 2.11 (#3), Colossenses 2.11 (#4), Colossenses 2.11 (#5), Colossenses 2.12 (#1), Colossenses 2.12 (#2), Colossenses 2.12 (#3), Colossenses 2.12 (#4), Colossenses 2.12 (#5), Colossenses 2.12 (#6), Colossenses 2.12 (#7), Colossenses 2.12 (#8), Colossenses 2.13 (#1), Colossenses 2.13 (#2), Colossenses 2.13 (#3), Colossenses 2.13 (#4), Colossenses 2.13 (#5), Colossenses 2.13 (#6), Colossenses 2.13 (#7), Colossenses 2.13 (#8), Colossenses 2.13 (#9), Colossenses 2.14 (#1), Colossenses 2.14 (#2), Colossenses 2.14 (#3), Colossenses 2.14 (#4), Colossenses 2.15 (#1), Colossenses 2.15 (#2), Colossenses 2.15 (#3), Colossenses 2.16 (#1), Colossenses 2.16 (#2), Colossenses 2.16 (#3), Colossenses 2.16 (#4), Colossenses 2.17 (#1), Colossenses 2.17 (#2), Colossenses 2.17 (#3), Colossenses 2.17 (#4), Colossenses 2.18 (#1), Colossenses 2.18 (#2), Colossenses 2.18 (#3), Colossenses 2.18 (#4), Colossenses 2.18 (#5), Colossenses 2.18 (#6), Colossenses 2.18 (#7), Colossenses 2.18 (#8), Colossenses 2.18 (#9), Colossenses 2.18 (#10), Colossenses 2.18 (#11), Colossenses 2.19 (#1), Colossenses 2.19 (#2), Colossenses 2.19 (#3), Colossenses 2.19 (#4), Colossenses 2.19 (#5), Colossenses 2.19 (#6), Colossenses 2.20 (#1), Colossenses 2.20 (#2), Colossenses 2.20 (#3), Colossenses 2.20 (#4), Colossenses 2.20 (#5), Colossenses 2.20 (#6), Colossenses 2.20 (#7), Colossenses 2.20 (#8), Colossenses 2.20 (#9), Colossenses 2.20 (#10), Colossenses 2.21 (#1), Colossenses 2.21 (#2), Colossenses 2:21 (#3), Colossenses 2.22 (#1), Colossenses 2.22 (#2), Colossenses 2.22 (#3), Colossenses 2.22 (#4), Colossenses 2.22 (#5), Colossenses 2.22 (#6), Colossenses 2.23 (#1), Colossenses 2.23 (#2), Colossenses 2.23 (#3), Colossenses 2.23 (#4), Colossenses 2.23 (#5), Colossenses 2.23 (#6), Colossenses 2.23 (#7), Colossenses 2.23 (#8), Colossenses 2.23 (#9), Colossenses 2.23 (#10), Colossenses 3.1 (#1), Colossenses 3.1 (#2), Colossenses 3.1 (#3), Colossenses 3.1 (#4), Colossenses 3.1 (#5), Colossenses 3.1 (#6), Colossenses 3.1 (#7), Colossenses 3.1 (#8), Colossenses 3.2 (#1), Colossenses 3.2 (#2), Colossenses 3.2 (#3), Colossenses 3.3 (#1), Colossenses 3.3 (#2), Colossenses 3.3 (#3), Colossenses 3.3 (#4), Colossenses 3.3 (#5), Colossenses 3.4 (#1), Colossenses 3.4 (#2), Colossenses 3.4 (#3), Colossenses 3.4 (#4), Colossenses 3.4 (#5), Colossenses 3.4 (#6), Colossenses 3.4 (#7), Colossenses 3.5 (#1), Colossenses 3.5 (#2), Colossenses 3.5 (#3), Colossenses 3.5 (#4), Colossenses 3.5 (#5), Colossenses 3.5 (#6), Colossenses 3.5 (#7), Colossenses 3.5 (#8), Colossenses 3.5 (#9), Colossenses 3.5 (#10), Colossenses 3.6 (#1), Colossenses 3.6 (#2), Colossenses 3.6 (#3), Colossenses 3.6 (#4), Colossenses 3.6 (#5), Colossenses 3.7 (#1), Colossenses 3.7 (#2), Colossenses 3.7 (#3), Colossenses 3.7 (#4), Colossenses 3.7 (#5), Colossenses 3.7 (#6), Colossenses 3.8 (#1), Colossenses 3.8 (#2), Colossenses 3.8 (#3), Colossenses 3.8 (#4), Colossenses 3.8 (#5), Colossenses 3.8 (#6), Colossenses 3.8 (#7), Colossenses 3.9 (#1), Colossenses 3.9 (#2), Colossenses 3.9 (#3), Colossenses 3.9 (#4), Colossenses 3.9 (#5), Colossenses 3.10 (#1), Colossenses 3.10 (#2), Colossenses 3.10 (#3), Colossenses 3.10 (#4), Colossenses 3.10 (#5), Colossenses 3.10 (#6), Colossenses 3.10 (#7), Colossenses 3.10 (#8), Colossenses 3.10 (#9), Colossenses 3.10 (#10), Colossenses 3.10 (#11), Colossenses 3.10 (#12), Colossenses 3.11 (#1), Colossenses 3.11 (#2), Colossenses 3.11 (#3), Colossenses 3.11 (#4), Colossenses 3.11 (#5), Colossenses 3.11 (#6), Colossenses 3.11 (#7), Colossenses 3.12 (#1), Colossenses 3.12 (#2), Colossenses 3.12 (#3), Colossenses 3.12 (#4), Colossenses 3.12 (#5), Colossenses 3.12 (#6), Colossenses 3.12 (#7), Colossenses 3.12 (#8), Colossenses 3.12 (#9), Colossenses 3.13 (#1), Colossenses 3.13 (#2), Colossenses 3.13 (#3), Colossenses 3.13 (#4), Colossenses 3.13 (#5), Colossenses 3.13 (#6), Colossenses 3.13 (#7), Colossenses 3.13 (#8), Colossenses 3.14 (#1), Colossenses 3.14 (#2), Colossenses 3.14 (#3), Colossenses 3.14 (#4), Colossenses 3.14 (#5), Colossenses 3.14 (#6), Colossenses 3.15 (#1), Colossenses 3.15 (#2), Colossenses 3.15 (#3), Colossenses 3.15 (#4), Colossenses 3.15 (#5), Colossenses 3.15 (#6), Colossenses 3.15 (#7), Colossenses 3.16 (#1), Colossenses 3.16 (#2), Colossenses 3.16 (#3), Colossenses 3.16 (#4), Colossenses 3.16 (#5), Colossenses 3.16 (#6), Colossenses 3.16 (#7), Colossenses 3.16 (#8), Colossenses 3.16 (#9), Colossenses 3.16 (#10), Colossenses 3.16 (#11), Colossenses 3.16 (#12), Colossenses 3.16 (#13), Colossenses 3.17 (#1), Colossenses 3.17 (#2), Colossenses 3.17 (#3), Colossenses 3.17 (#4), Colossenses 3.17 (#5), Colossenses 3.18 (#1), Colossenses 3.18 (#2), Colossenses 3.18 (#3), Colossenses 3.18 (#4), Colossenses 3.18 (#5), Colossenses 3.18 (#6), Colossenses 3.19 (#1), Colossenses 3.19 (#2), Colossenses 3.19 (#3), Colossenses 3.20 (#1), Colossenses 3.20 (#2), Colossenses 3.20 (#3), Colossenses 3.20 (#4), Colossenses 3.20 (#5), Colossenses 3.20 (#6), Colossenses 3.20 (#7), Colossenses 3.21 (#1), Colossenses 3.21 (#2), Colossenses 3.21 (#3), Colossenses 3.21 (#4), Colossenses 3.21 (#5), Colossenses 3.22 (#1), Colossenses 3.22 (#2), Colossenses 3.22 (#3), Colossenses 3.22 (#4), Colossenses 3.22 (#5), Colossenses 3.22 (#6), Colossenses 3.22 (#7), Colossenses 3.22 (#8), Colossenses 3.22 (#9), Colossenses 3.22 (#10), Colossenses 3.23 (#1), Colossenses 3.23 (#2), Colossenses 3.23 (#3), Colossenses 3.23 (#4), Colossenses 3.24 (#1), Colossenses 3.24 (#2), Colossenses 3.24 (#3), Colossenses 3.24 (#4), Colossenses 3.25 (#1), Colossenses 3.25 (#2), Colossenses 3.25 (#3), Colossenses 3.25 (#4), Colossenses 3.25 (#5), Colossenses 4.1 (#1), Colossenses 4.1 (#2), Colossenses 4.1 (#3), Colossenses 4.1 (#4), Colossenses 4.1 (#5), Colossenses 4.2 (#1), Colossenses 4.2 (#2), Colossenses 4.2 (#3), Colossenses 4.2 (#4), Colossenses 4.3 (#1), Colossenses 4.3 (#2), Colossenses 4.3 (#3), Colossenses 4.3 (#4), Colossenses 4.3 (#5), Colossenses 4.3 (#6), Colossenses 4.3 (#7), Colossenses 4.3 (#8), Colossenses 4.3 (#9), Colossenses 4.3 (#10), Colossenses 4.3 (#11), Colossenses 4.3 (#12), Colossenses 4.4 (#1), Colossenses 4.4 (#2), Colossenses 4.4 (#3), Colossenses 4.4 (#4), Colossenses 4.5 (#1), Colossenses 4.5 (#2), Colossenses 4.5 (#3), Colossenses 4.5 (#4), Colossenses 4.5 (#5), Colossenses 4.6 (#1), Colossenses 4.6 (#2), Colossenses 4.6 (#3), Colossenses 4.6 (#4), Colossenses 4.6 (#5), Colossenses 4.6 (#6), Colossenses 4.6 (#7), Colossenses 4.7 (#1), Colossenses 4.7 (#2), Colossenses 4.7 (#3), Colossenses 4.7 (#4), Colossenses 4.7 (#5), Colossenses 4.7 (#6), Colossenses 4.8 (#1), Colossenses 4.8 (#2), Colossenses 4.8 (#3), Colossenses 4.8 (#4), Colossenses 4.8 (#5), Colossenses 4.8 (#6), Colossenses 4.8 (#7), Colossenses 4.9 (#1), Colossenses 4.9 (#2), Colossenses 4.9 (#3), Colossenses 4.9 (#4), Colossenses 4.9 (#5), Colossenses 4.10 (#1), Colossenses 4.10 (#2), Colossenses 4.10 (#3), Colossenses 4.10 (#4), Colossenses 4.10 (#5), Colossenses 4.10 (#6), Colossenses 4.10 (#7), Colossenses 4.10 (#8), Colossenses 4.10 (#9), Colossenses 4.11 (#1), Colossenses 4.11 (#2), Colossenses 4.11 (#3), Colossenses 4.11 (#4), Colossenses 4.11 (#5), Colossenses 4.11 (#6), Colossenses 4.11 (#7), Colossenses 4.11 (#8), Colossenses 4.12 (#1), Colossenses 4.12 (#2), Colossenses 4.12 (#3), Colossenses 4.12 (#4), Colossenses 4.12 (#5), Colossenses 4.12 (#6), Colossenses 4.12 (#7), Colossenses 4.12 (#8), Colossenses 4.12 (#9), Colossenses 4.12 (#10), Colossenses 4.13 (#1), Colossenses 4.13 (#2), Colossenses 4.13 (#3), Colossenses 4.13 (#4), Colossenses 4.14 (#1), Colossenses 4.14 (#2), Colossenses 4.14 (#3), Colossenses 4.15 (#1), Colossenses 4.15 (#2), Colossenses 4.15 (#3), Colossenses 4.15 (#4), Colossenses 4.16 (#1), Colossenses 4.16 (#2), Colossenses 4.16 (#3), Colossenses 4.16 (#4), Colossenses 4.17 (#1), Colossenses 4.17 (#2), Colossenses 4.17 (#3), Colossenses 4.17 (#4), Colossenses 4.17 (#5), Colossenses 4.17 (#6), Colossenses 4.17 (#7), Colossenses 4.17 (#8), Colossenses 4.18 (#1), Colossenses 4.18 (#2), Colossenses 4.18 (#3), Colossenses 4.18 (#4), Colossenses 4.18 (#5), Colossenses 4.18 (#6)</w:t>
       </w:r>
       <w:r>
         <w:rPr>

--- a/por/docx/51.content.docx
+++ b/por/docx/51.content.docx
@@ -19,7 +19,7 @@
         <w:rPr>
           <w:lang w:val="pt_PT" w:bidi="pt_PT"/>
         </w:rPr>
-        <w:t>Resource: Notas de Tradução (unfoldingWord)</w:t>
+        <w:t>Resource: unfoldingWord® Translation Notes</w:t>
       </w:r>
       <w:r>
         <w:rPr>
@@ -90,7 +90,7 @@
         <w:rPr>
           <w:lang w:val="pt_PT" w:bidi="pt_PT"/>
         </w:rPr>
-        <w:t>Notas de Tradução (unfoldingWord)</w:t>
+        <w:t>unfoldingWord® Translation Notes</w:t>
       </w:r>
     </w:p>
     <w:p>

--- a/por/docx/51.content.docx
+++ b/por/docx/51.content.docx
@@ -1544,7 +1544,7 @@
           <w:b/>
           <w:lang w:val="pt_PT" w:bidi="pt_PT"/>
         </w:rPr>
-        <w:t>τὴν ἀγάπην ἣν ἔχετε εἰς πάντας τοὺς ἁγίους,</w:t>
+        <w:t>τὴν ἀγάπην ἣν ἔχετε εἰς πάντας τοὺς ἁγίους</w:t>
       </w:r>
     </w:p>
     <w:p>
@@ -3940,7 +3940,7 @@
           <w:b/>
           <w:lang w:val="pt_PT" w:bidi="pt_PT"/>
         </w:rPr>
-        <w:t>πληρωθῆτε τὴν ἐπίγνωσιν τοῦ θελήματος αὐτοῦ ἐν πάσῃ σοφίᾳ καὶ συνέσει πνευματικῇ,</w:t>
+        <w:t>πληρωθῆτε τὴν ἐπίγνωσιν τοῦ θελήματος αὐτοῦ ἐν πάσῃ σοφίᾳ καὶ συνέσει πνευματικῇ</w:t>
       </w:r>
     </w:p>
     <w:p>
@@ -5876,7 +5876,7 @@
           <w:b/>
           <w:lang w:val="pt_PT" w:bidi="pt_PT"/>
         </w:rPr>
-        <w:t>τὴν μερίδα τοῦ κλήρου</w:t>
+        <w:t>εἰς τὴν μερίδα τοῦ κλήρου</w:t>
       </w:r>
     </w:p>
     <w:p>
@@ -11452,7 +11452,7 @@
           <w:b/>
           <w:lang w:val="pt_PT" w:bidi="pt_PT"/>
         </w:rPr>
-        <w:t>τῇ διανοίᾳ ἐν τοῖς ἔργοις τοῖς πονηροῖς,</w:t>
+        <w:t>τῇ διανοίᾳ ἐν τοῖς ἔργοις τοῖς πονηροῖς</w:t>
       </w:r>
     </w:p>
     <w:p>
@@ -22397,7 +22397,7 @@
           <w:b/>
           <w:lang w:val="pt_PT" w:bidi="pt_PT"/>
         </w:rPr>
-        <w:t>τὸ στερέωμα &amp; πίστεως ὑμῶν</w:t>
+        <w:t>τὸ στερέωμα τῆς &amp; πίστεως ὑμῶν</w:t>
       </w:r>
     </w:p>
     <w:p>
@@ -22547,7 +22547,7 @@
           <w:b/>
           <w:lang w:val="pt_PT" w:bidi="pt_PT"/>
         </w:rPr>
-        <w:t>τὸ στερέωμα &amp; πίστεως ὑμῶν</w:t>
+        <w:t>τὸ στερέωμα τῆς &amp; πίστεως ὑμῶν</w:t>
       </w:r>
     </w:p>
     <w:p>
@@ -22813,7 +22813,7 @@
           <w:b/>
           <w:lang w:val="pt_PT" w:bidi="pt_PT"/>
         </w:rPr>
-        <w:t>ὡς &amp; παρελάβετε τὸν Χριστὸν Ἰησοῦν τὸν Κύριον, ἐν αὐτῷ περιπατεῖτε,</w:t>
+        <w:t>ὡς &amp; παρελάβετε τὸν Χριστὸν Ἰησοῦν τὸν Κύριον, ἐν αὐτῷ περιπατεῖτε</w:t>
       </w:r>
     </w:p>
     <w:p>
@@ -29000,7 +29000,7 @@
           <w:b/>
           <w:lang w:val="pt_PT" w:bidi="pt_PT"/>
         </w:rPr>
-        <w:t>ἐξαλείψας τὸ καθ’ ἡμῶν χειρόγραφον τοῖς δόγμασιν, ὃ ἦν ὑπεναντίον ἡμῖν, καὶ αὐτὸ ἦρκεν ἐκ τοῦ μέσου, προσηλώσας αὐτὸ τῷ σταυρῷ;</w:t>
+        <w:t>ἐξαλείψας τὸ καθ’ ἡμῶν χειρόγραφον τοῖς δόγμασιν, ὃ ἦν ὑπεναντίον ἡμῖν, καὶ αὐτὸ ἦρκεν ἐκ τοῦ μέσου, προσηλώσας αὐτὸ τῷ σταυρῷ</w:t>
       </w:r>
     </w:p>
     <w:p>
@@ -29470,7 +29470,7 @@
           <w:b/>
           <w:lang w:val="pt_PT" w:bidi="pt_PT"/>
         </w:rPr>
-        <w:t>ἀπεκδυσάμενος &amp; ἐδειγμάτισεν ἐν παρρησίᾳ &amp; θριαμβεύσας</w:t>
+        <w:t>ἀπεκδυσάμενος &amp; ἐδειγμάτισεν ἐν παρρησίᾳ, θριαμβεύσας</w:t>
       </w:r>
     </w:p>
     <w:p>
@@ -34197,7 +34197,7 @@
           <w:b/>
           <w:lang w:val="pt_PT" w:bidi="pt_PT"/>
         </w:rPr>
-        <w:t>μὴ ἅψῃ! μηδὲ γεύσῃ! μηδὲ θίγῃς!</w:t>
+        <w:t>μὴ ἅψῃ! μηδὲ γεύσῃ! μηδὲ θίγῃς</w:t>
       </w:r>
     </w:p>
     <w:p>
@@ -34293,7 +34293,7 @@
           <w:b/>
           <w:lang w:val="pt_PT" w:bidi="pt_PT"/>
         </w:rPr>
-        <w:t>μὴ ἅψῃ! μηδὲ γεύσῃ! μηδὲ θίγῃς!</w:t>
+        <w:t>μὴ ἅψῃ! μηδὲ γεύσῃ! μηδὲ θίγῃς</w:t>
       </w:r>
     </w:p>
     <w:p>
@@ -35657,7 +35657,7 @@
           <w:b/>
           <w:lang w:val="pt_PT" w:bidi="pt_PT"/>
         </w:rPr>
-        <w:t>λόγον μὲν ἔχοντα σοφίας ἐν ἐθελοθρησκείᾳ καὶ ταπεινοφροσύνῃ, ἀφειδίᾳ σώματος,</w:t>
+        <w:t>λόγον μὲν ἔχοντα σοφίας ἐν ἐθελοθρησκείᾳ καὶ ταπεινοφροσύνῃ, ἀφειδίᾳ σώματος</w:t>
       </w:r>
     </w:p>
     <w:p>
@@ -40093,7 +40093,7 @@
           <w:b/>
           <w:lang w:val="pt_PT" w:bidi="pt_PT"/>
         </w:rPr>
-        <w:t>πορνείαν, ἀκαθαρσίαν, πάθος, ἐπιθυμίαν κακήν, καὶ τὴν πλεονεξίαν, ἥτις ἐστὶν εἰδωλολατρία;</w:t>
+        <w:t>πορνείαν, ἀκαθαρσίαν, πάθος, ἐπιθυμίαν κακήν, καὶ τὴν πλεονεξίαν, ἥτις ἐστὶν εἰδωλολατρία</w:t>
       </w:r>
     </w:p>
     <w:p>
@@ -41276,7 +41276,7 @@
           <w:b/>
           <w:lang w:val="pt_PT" w:bidi="pt_PT"/>
         </w:rPr>
-        <w:t>ἔρχεται ἡ ὀργὴ τοῦ Θεοῦ,</w:t>
+        <w:t>ἔρχεται ἡ ὀργὴ τοῦ Θεοῦ</w:t>
       </w:r>
     </w:p>
     <w:p>
@@ -41427,7 +41427,7 @@
           <w:b/>
           <w:lang w:val="pt_PT" w:bidi="pt_PT"/>
         </w:rPr>
-        <w:t>ἡ ὀργὴ τοῦ Θεοῦ,</w:t>
+        <w:t>ἡ ὀργὴ τοῦ Θεοῦ</w:t>
       </w:r>
     </w:p>
     <w:p>
@@ -42191,7 +42191,7 @@
           <w:b/>
           <w:lang w:val="pt_PT" w:bidi="pt_PT"/>
         </w:rPr>
-        <w:t>ἐν οἷς καὶ ὑμεῖς περιεπατήσατέ ποτε ὅτε ἐζῆτε ἐν τούτοις.</w:t>
+        <w:t>ἐν οἷς καὶ ὑμεῖς περιεπατήσατέ ποτε ὅτε ἐζῆτε ἐν τούτοις</w:t>
       </w:r>
     </w:p>
     <w:p>
@@ -44548,7 +44548,7 @@
           <w:b/>
           <w:lang w:val="pt_PT" w:bidi="pt_PT"/>
         </w:rPr>
-        <w:t>εἰς ἐπίγνωσιν,</w:t>
+        <w:t>εἰς ἐπίγνωσιν</w:t>
       </w:r>
     </w:p>
     <w:p>
@@ -47151,7 +47151,7 @@
           <w:b/>
           <w:lang w:val="pt_PT" w:bidi="pt_PT"/>
         </w:rPr>
-        <w:t>σπλάγχνα οἰκτιρμοῦ, χρηστότητα, ταπεινοφροσύνην, πραΰτητα, μακροθυμίαν;</w:t>
+        <w:t>σπλάγχνα οἰκτιρμοῦ, χρηστότητα, ταπεινοφροσύνην, πραΰτητα, μακροθυμίαν</w:t>
       </w:r>
     </w:p>
     <w:p>
@@ -51926,7 +51926,7 @@
           <w:b/>
           <w:lang w:val="pt_PT" w:bidi="pt_PT"/>
         </w:rPr>
-        <w:t>ἐν τῇ χάριτι,</w:t>
+        <w:t>ἐν τῇ χάριτι</w:t>
       </w:r>
     </w:p>
     <w:p>
@@ -67077,7 +67077,7 @@
           <w:b/>
           <w:lang w:val="pt_PT" w:bidi="pt_PT"/>
         </w:rPr>
-        <w:t>οἱ ὄντες ἐκ περιτομῆς οὗτοι, μόνοι συνεργοὶ εἰς τὴν Βασιλείαν τοῦ Θεοῦ, οἵτινες ἐγενήθησάν μοι παρηγορία.</w:t>
+        <w:t>οἱ ὄντες ἐκ περιτομῆς οὗτοι, μόνοι συνεργοὶ εἰς τὴν Βασιλείαν τοῦ Θεοῦ, οἵτινες ἐγενήθησάν μοι παρηγορία</w:t>
       </w:r>
     </w:p>
     <w:p>
@@ -69385,7 +69385,7 @@
           <w:b/>
           <w:lang w:val="pt_PT" w:bidi="pt_PT"/>
         </w:rPr>
-        <w:t>ἀσπάζεται ὑμᾶς Λουκᾶς, ὁ ἰατρὸς ὁ ἀγαπητὸς, καὶ Δημᾶς.</w:t>
+        <w:t>ἀσπάζεται ὑμᾶς Λουκᾶς, ὁ ἰατρὸς ὁ ἀγαπητὸς, καὶ Δημᾶς</w:t>
       </w:r>
     </w:p>
     <w:p>
@@ -70714,7 +70714,7 @@
           <w:b/>
           <w:lang w:val="pt_PT" w:bidi="pt_PT"/>
         </w:rPr>
-        <w:t>εἴπατε Ἀρχίππῳ, βλέπε τὴν διακονίαν ἣν παρέλαβες ἐν Κυρίῳ, ἵνα αὐτὴν πληροῖς.</w:t>
+        <w:t>εἴπατε Ἀρχίππῳ, βλέπε τὴν διακονίαν ἣν παρέλαβες ἐν Κυρίῳ, ἵνα αὐτὴν πληροῖς</w:t>
       </w:r>
     </w:p>
     <w:p>

--- a/por/docx/51.content.docx
+++ b/por/docx/51.content.docx
@@ -963,21 +963,6 @@
           <w:b/>
           <w:lang w:val="pt_PT" w:bidi="pt_PT"/>
         </w:rPr>
-        <w:t>χάρις ὑμῖν καὶ εἰρήνη ἀπὸ Θεοῦ Πατρὸς ἡμῶν καὶ Κυρίου Ἰησοῦ Χριστοῦ</w:t>
-      </w:r>
-    </w:p>
-    <w:p>
-      <w:pPr/>
-      <w:r>
-        <w:rPr>
-          <w:lang w:val="pt_PT" w:bidi="pt_PT"/>
-        </w:rPr>
-      </w:r>
-      <w:r>
-        <w:rPr>
-          <w:b/>
-          <w:lang w:val="pt_PT" w:bidi="pt_PT"/>
-        </w:rPr>
         <w:t>"Que a graça e a paz de Deus, o nosso Pai, estejam com vocês!".</w:t>
       </w:r>
     </w:p>
@@ -1198,21 +1183,6 @@
           <w:b/>
           <w:lang w:val="pt_PT" w:bidi="pt_PT"/>
         </w:rPr>
-        <w:t>εὐχαριστοῦμεν &amp; ἡμῶν</w:t>
-      </w:r>
-    </w:p>
-    <w:p>
-      <w:pPr/>
-      <w:r>
-        <w:rPr>
-          <w:lang w:val="pt_PT" w:bidi="pt_PT"/>
-        </w:rPr>
-      </w:r>
-      <w:r>
-        <w:rPr>
-          <w:b/>
-          <w:lang w:val="pt_PT" w:bidi="pt_PT"/>
-        </w:rPr>
         <w:t>"Sempre que oramos por vocês, damos graças a Deus, o Pai do nosso Senhor Jesus Cristo".</w:t>
       </w:r>
     </w:p>
@@ -1544,21 +1514,6 @@
           <w:b/>
           <w:lang w:val="pt_PT" w:bidi="pt_PT"/>
         </w:rPr>
-        <w:t>τὴν ἀγάπην ἣν ἔχετε εἰς πάντας τοὺς ἁγίους</w:t>
-      </w:r>
-    </w:p>
-    <w:p>
-      <w:pPr/>
-      <w:r>
-        <w:rPr>
-          <w:lang w:val="pt_PT" w:bidi="pt_PT"/>
-        </w:rPr>
-      </w:r>
-      <w:r>
-        <w:rPr>
-          <w:b/>
-          <w:lang w:val="pt_PT" w:bidi="pt_PT"/>
-        </w:rPr>
         <w:t>"e também do amor que vocês têm por todo o povo de Deus".</w:t>
       </w:r>
     </w:p>
@@ -2759,21 +2714,6 @@
           <w:b/>
           <w:lang w:val="pt_PT" w:bidi="pt_PT"/>
         </w:rPr>
-        <w:t>ἡμῶν &amp; ἡμῶν</w:t>
-      </w:r>
-    </w:p>
-    <w:p>
-      <w:pPr/>
-      <w:r>
-        <w:rPr>
-          <w:lang w:val="pt_PT" w:bidi="pt_PT"/>
-        </w:rPr>
-      </w:r>
-      <w:r>
-        <w:rPr>
-          <w:b/>
-          <w:lang w:val="pt_PT" w:bidi="pt_PT"/>
-        </w:rPr>
         <w:t>"nosso querido companheiro".</w:t>
       </w:r>
     </w:p>
@@ -3170,21 +3110,6 @@
           <w:b/>
           <w:lang w:val="pt_PT" w:bidi="pt_PT"/>
         </w:rPr>
-        <w:t>ἡμεῖς &amp; ἠκούσαμεν, οὐ παυόμεθα</w:t>
-      </w:r>
-    </w:p>
-    <w:p>
-      <w:pPr/>
-      <w:r>
-        <w:rPr>
-          <w:lang w:val="pt_PT" w:bidi="pt_PT"/>
-        </w:rPr>
-      </w:r>
-      <w:r>
-        <w:rPr>
-          <w:b/>
-          <w:lang w:val="pt_PT" w:bidi="pt_PT"/>
-        </w:rPr>
         <w:t>"desde o dia em que ficamos sabendo de tudo isso, nunca paramos de orar".</w:t>
       </w:r>
     </w:p>
@@ -3294,21 +3219,6 @@
           <w:b/>
           <w:lang w:val="pt_PT" w:bidi="pt_PT"/>
         </w:rPr>
-        <w:t>ἀφ’ ἧς ἡμέρας ἠκούσαμεν</w:t>
-      </w:r>
-    </w:p>
-    <w:p>
-      <w:pPr/>
-      <w:r>
-        <w:rPr>
-          <w:lang w:val="pt_PT" w:bidi="pt_PT"/>
-        </w:rPr>
-      </w:r>
-      <w:r>
-        <w:rPr>
-          <w:b/>
-          <w:lang w:val="pt_PT" w:bidi="pt_PT"/>
-        </w:rPr>
         <w:t>"desde o dia em que ficamos sabendo de tudo isso".</w:t>
       </w:r>
     </w:p>
@@ -3816,21 +3726,6 @@
           <w:b/>
           <w:lang w:val="pt_PT" w:bidi="pt_PT"/>
         </w:rPr>
-        <w:t>πληρωθῆτε τὴν ἐπίγνωσιν τοῦ θελήματος αὐτοῦ</w:t>
-      </w:r>
-    </w:p>
-    <w:p>
-      <w:pPr/>
-      <w:r>
-        <w:rPr>
-          <w:lang w:val="pt_PT" w:bidi="pt_PT"/>
-        </w:rPr>
-      </w:r>
-      <w:r>
-        <w:rPr>
-          <w:b/>
-          <w:lang w:val="pt_PT" w:bidi="pt_PT"/>
-        </w:rPr>
         <w:t>"encha vocês com o conhecimento da sua vontade".</w:t>
       </w:r>
     </w:p>
@@ -3940,21 +3835,6 @@
           <w:b/>
           <w:lang w:val="pt_PT" w:bidi="pt_PT"/>
         </w:rPr>
-        <w:t>πληρωθῆτε τὴν ἐπίγνωσιν τοῦ θελήματος αὐτοῦ ἐν πάσῃ σοφίᾳ καὶ συνέσει πνευματικῇ</w:t>
-      </w:r>
-    </w:p>
-    <w:p>
-      <w:pPr/>
-      <w:r>
-        <w:rPr>
-          <w:lang w:val="pt_PT" w:bidi="pt_PT"/>
-        </w:rPr>
-      </w:r>
-      <w:r>
-        <w:rPr>
-          <w:b/>
-          <w:lang w:val="pt_PT" w:bidi="pt_PT"/>
-        </w:rPr>
         <w:t>"que encha vocês com o conhecimento da sua vontade e com toda a sabedoria e compreensão que o Espírito de Deus dá".</w:t>
       </w:r>
     </w:p>
@@ -4749,21 +4629,6 @@
           <w:b/>
           <w:lang w:val="pt_PT" w:bidi="pt_PT"/>
         </w:rPr>
-        <w:t>αὐξανόμενοι τῇ ἐπιγνώσει τοῦ Θεοῦ</w:t>
-      </w:r>
-    </w:p>
-    <w:p>
-      <w:pPr/>
-      <w:r>
-        <w:rPr>
-          <w:lang w:val="pt_PT" w:bidi="pt_PT"/>
-        </w:rPr>
-      </w:r>
-      <w:r>
-        <w:rPr>
-          <w:b/>
-          <w:lang w:val="pt_PT" w:bidi="pt_PT"/>
-        </w:rPr>
         <w:t>"e também vão conhecer a Deus cada vez mais".</w:t>
       </w:r>
     </w:p>
@@ -5428,21 +5293,6 @@
           <w:b/>
           <w:lang w:val="pt_PT" w:bidi="pt_PT"/>
         </w:rPr>
-        <w:t>πᾶσαν ὑπομονὴν καὶ μακροθυμίαν μετὰ χαρᾶς</w:t>
-      </w:r>
-    </w:p>
-    <w:p>
-      <w:pPr/>
-      <w:r>
-        <w:rPr>
-          <w:lang w:val="pt_PT" w:bidi="pt_PT"/>
-        </w:rPr>
-      </w:r>
-      <w:r>
-        <w:rPr>
-          <w:b/>
-          <w:lang w:val="pt_PT" w:bidi="pt_PT"/>
-        </w:rPr>
         <w:t>"para que possam suportar tudo com paciência".</w:t>
       </w:r>
     </w:p>
@@ -5519,6 +5369,21 @@
           <w:b/>
           <w:lang w:val="pt_PT" w:bidi="pt_PT"/>
         </w:rPr>
+        <w:t>εὐχαριστοῦντες</w:t>
+      </w:r>
+    </w:p>
+    <w:p>
+      <w:pPr/>
+      <w:r>
+        <w:rPr>
+          <w:lang w:val="pt_PT" w:bidi="pt_PT"/>
+        </w:rPr>
+      </w:r>
+      <w:r>
+        <w:rPr>
+          <w:b/>
+          <w:lang w:val="pt_PT" w:bidi="pt_PT"/>
+        </w:rPr>
         <w:t>"E agradeçam, com alegria".</w:t>
       </w:r>
     </w:p>
@@ -5673,21 +5538,6 @@
         <w:rPr>
           <w:lang w:val="pt_PT" w:bidi="pt_PT"/>
         </w:rPr>
-      </w:r>
-    </w:p>
-    <w:p>
-      <w:pPr/>
-      <w:r>
-        <w:rPr>
-          <w:lang w:val="pt_PT" w:bidi="pt_PT"/>
-        </w:rPr>
-      </w:r>
-      <w:r>
-        <w:rPr>
-          <w:b/>
-          <w:lang w:val="pt_PT" w:bidi="pt_PT"/>
-        </w:rPr>
-        <w:t>ἱκανώσαντι ὑμᾶς</w:t>
       </w:r>
     </w:p>
     <w:p>
@@ -6227,21 +6077,6 @@
           <w:b/>
           <w:lang w:val="pt_PT" w:bidi="pt_PT"/>
         </w:rPr>
-        <w:t>τῆς ἐξουσίας τοῦ σκότους</w:t>
-      </w:r>
-    </w:p>
-    <w:p>
-      <w:pPr/>
-      <w:r>
-        <w:rPr>
-          <w:lang w:val="pt_PT" w:bidi="pt_PT"/>
-        </w:rPr>
-      </w:r>
-      <w:r>
-        <w:rPr>
-          <w:b/>
-          <w:lang w:val="pt_PT" w:bidi="pt_PT"/>
-        </w:rPr>
         <w:t>"do poder da escuridão".</w:t>
       </w:r>
     </w:p>
@@ -7289,21 +7124,6 @@
           <w:b/>
           <w:lang w:val="pt_PT" w:bidi="pt_PT"/>
         </w:rPr>
-        <w:t>ἔχομεν τὴν ἀπολύτρωσιν, τὴν ἄφεσιν τῶν ἁμαρτιῶν</w:t>
-      </w:r>
-    </w:p>
-    <w:p>
-      <w:pPr/>
-      <w:r>
-        <w:rPr>
-          <w:lang w:val="pt_PT" w:bidi="pt_PT"/>
-        </w:rPr>
-      </w:r>
-      <w:r>
-        <w:rPr>
-          <w:b/>
-          <w:lang w:val="pt_PT" w:bidi="pt_PT"/>
-        </w:rPr>
         <w:t>"É ele quem nos liberta, e é por meio dele que os nossos pecados são perdoados".</w:t>
       </w:r>
     </w:p>
@@ -8007,7 +7827,7 @@
           <w:b/>
           <w:lang w:val="pt_PT" w:bidi="pt_PT"/>
         </w:rPr>
-        <w:t>ὅτι ἐν αὐτῷ ἐκτίσθη τὰ πάντα</w:t>
+        <w:t>τὰ πάντα δι’ αὐτοῦ καὶ εἰς αὐτὸν ἔκτισται</w:t>
       </w:r>
     </w:p>
     <w:p>
@@ -8627,21 +8447,6 @@
           <w:b/>
           <w:lang w:val="pt_PT" w:bidi="pt_PT"/>
         </w:rPr>
-        <w:t>τὰ πάντα δι’ αὐτοῦ καὶ εἰς αὐτὸν ἔκτισται</w:t>
-      </w:r>
-    </w:p>
-    <w:p>
-      <w:pPr/>
-      <w:r>
-        <w:rPr>
-          <w:lang w:val="pt_PT" w:bidi="pt_PT"/>
-        </w:rPr>
-      </w:r>
-      <w:r>
-        <w:rPr>
-          <w:b/>
-          <w:lang w:val="pt_PT" w:bidi="pt_PT"/>
-        </w:rPr>
         <w:t>"Por meio dele e para ele, Deus criou todo o Universo".</w:t>
       </w:r>
     </w:p>
@@ -8738,21 +8543,6 @@
           <w:b/>
           <w:lang w:val="pt_PT" w:bidi="pt_PT"/>
         </w:rPr>
-        <w:t>δι’ αὐτοῦ &amp; ἔκτισται</w:t>
-      </w:r>
-    </w:p>
-    <w:p>
-      <w:pPr/>
-      <w:r>
-        <w:rPr>
-          <w:lang w:val="pt_PT" w:bidi="pt_PT"/>
-        </w:rPr>
-      </w:r>
-      <w:r>
-        <w:rPr>
-          <w:b/>
-          <w:lang w:val="pt_PT" w:bidi="pt_PT"/>
-        </w:rPr>
         <w:t>"Por meio dele e para ele, Deus criou o Universo".</w:t>
       </w:r>
     </w:p>
@@ -10858,21 +10648,6 @@
           <w:b/>
           <w:lang w:val="pt_PT" w:bidi="pt_PT"/>
         </w:rPr>
-        <w:t>τὰ πάντα εἰς αὐτόν &amp; εἴτε τὰ ἐπὶ τῆς γῆς, εἴτε τὰ ἐν τοῖς οὐρανοῖς</w:t>
-      </w:r>
-    </w:p>
-    <w:p>
-      <w:pPr/>
-      <w:r>
-        <w:rPr>
-          <w:lang w:val="pt_PT" w:bidi="pt_PT"/>
-        </w:rPr>
-      </w:r>
-      <w:r>
-        <w:rPr>
-          <w:b/>
-          <w:lang w:val="pt_PT" w:bidi="pt_PT"/>
-        </w:rPr>
         <w:t>"trouxe de volta para si mesmo todas as coisas, tanto na terra como no céu".</w:t>
       </w:r>
     </w:p>
@@ -10995,21 +10770,6 @@
           <w:b/>
           <w:lang w:val="pt_PT" w:bidi="pt_PT"/>
         </w:rPr>
-        <w:t>εἴτε τὰ ἐπὶ τῆς γῆς, εἴτε τὰ ἐν τοῖς οὐρανοῖς</w:t>
-      </w:r>
-    </w:p>
-    <w:p>
-      <w:pPr/>
-      <w:r>
-        <w:rPr>
-          <w:lang w:val="pt_PT" w:bidi="pt_PT"/>
-        </w:rPr>
-      </w:r>
-      <w:r>
-        <w:rPr>
-          <w:b/>
-          <w:lang w:val="pt_PT" w:bidi="pt_PT"/>
-        </w:rPr>
         <w:t>"tanto na terra como no céu".</w:t>
       </w:r>
     </w:p>
@@ -12281,21 +12041,6 @@
           <w:b/>
           <w:lang w:val="pt_PT" w:bidi="pt_PT"/>
         </w:rPr>
-        <w:t>παραστῆσαι ὑμᾶς ἁγίους, καὶ ἀμώμους, καὶ ἀνεγκλήτους, κατενώπιον αὐτοῦ</w:t>
-      </w:r>
-    </w:p>
-    <w:p>
-      <w:pPr/>
-      <w:r>
-        <w:rPr>
-          <w:lang w:val="pt_PT" w:bidi="pt_PT"/>
-        </w:rPr>
-      </w:r>
-      <w:r>
-        <w:rPr>
-          <w:b/>
-          <w:lang w:val="pt_PT" w:bidi="pt_PT"/>
-        </w:rPr>
         <w:t>"a fim de trazê-los à sua presença para serem somente dele, não tendo mancha nem culpa".</w:t>
       </w:r>
     </w:p>
@@ -13885,21 +13630,6 @@
           <w:b/>
           <w:lang w:val="pt_PT" w:bidi="pt_PT"/>
         </w:rPr>
-        <w:t>ἐν τοῖς παθήμασιν ὑπὲρ ὑμῶν</w:t>
-      </w:r>
-    </w:p>
-    <w:p>
-      <w:pPr/>
-      <w:r>
-        <w:rPr>
-          <w:lang w:val="pt_PT" w:bidi="pt_PT"/>
-        </w:rPr>
-      </w:r>
-      <w:r>
-        <w:rPr>
-          <w:b/>
-          <w:lang w:val="pt_PT" w:bidi="pt_PT"/>
-        </w:rPr>
         <w:t>"pelo que tenho sofrido por vocês".</w:t>
       </w:r>
     </w:p>
@@ -14909,21 +14639,6 @@
           <w:b/>
           <w:lang w:val="pt_PT" w:bidi="pt_PT"/>
         </w:rPr>
-        <w:t>τὴν δοθεῖσάν μοι</w:t>
-      </w:r>
-    </w:p>
-    <w:p>
-      <w:pPr/>
-      <w:r>
-        <w:rPr>
-          <w:lang w:val="pt_PT" w:bidi="pt_PT"/>
-        </w:rPr>
-      </w:r>
-      <w:r>
-        <w:rPr>
-          <w:b/>
-          <w:lang w:val="pt_PT" w:bidi="pt_PT"/>
-        </w:rPr>
         <w:t>"Deus me escolheu para ser servo da Igreja e me deu uma missão que devo cumprir".</w:t>
       </w:r>
     </w:p>
@@ -15228,21 +14943,6 @@
         <w:rPr>
           <w:lang w:val="pt_PT" w:bidi="pt_PT"/>
         </w:rPr>
-      </w:r>
-    </w:p>
-    <w:p>
-      <w:pPr/>
-      <w:r>
-        <w:rPr>
-          <w:lang w:val="pt_PT" w:bidi="pt_PT"/>
-        </w:rPr>
-      </w:r>
-      <w:r>
-        <w:rPr>
-          <w:b/>
-          <w:lang w:val="pt_PT" w:bidi="pt_PT"/>
-        </w:rPr>
-        <w:t>τὸ μυστήριον τὸ ἀποκεκρυμμένον</w:t>
       </w:r>
     </w:p>
     <w:p>
@@ -16800,21 +16500,6 @@
           <w:b/>
           <w:lang w:val="pt_PT" w:bidi="pt_PT"/>
         </w:rPr>
-        <w:t>ἡμεῖς καταγγέλλομεν &amp; παραστήσωμεν</w:t>
-      </w:r>
-    </w:p>
-    <w:p>
-      <w:pPr/>
-      <w:r>
-        <w:rPr>
-          <w:lang w:val="pt_PT" w:bidi="pt_PT"/>
-        </w:rPr>
-      </w:r>
-      <w:r>
-        <w:rPr>
-          <w:b/>
-          <w:lang w:val="pt_PT" w:bidi="pt_PT"/>
-        </w:rPr>
         <w:t>"Assim nós anunciamos... aconselhamos e ensinamos cada pessoa".</w:t>
       </w:r>
     </w:p>
@@ -17809,21 +17494,6 @@
         <w:rPr>
           <w:lang w:val="pt_PT" w:bidi="pt_PT"/>
         </w:rPr>
-      </w:r>
-    </w:p>
-    <w:p>
-      <w:pPr/>
-      <w:r>
-        <w:rPr>
-          <w:lang w:val="pt_PT" w:bidi="pt_PT"/>
-        </w:rPr>
-      </w:r>
-      <w:r>
-        <w:rPr>
-          <w:b/>
-          <w:lang w:val="pt_PT" w:bidi="pt_PT"/>
-        </w:rPr>
-        <w:t>κατὰ τὴν ἐνέργειαν αὐτοῦ, τὴν ἐνεργουμένην</w:t>
       </w:r>
     </w:p>
     <w:p>
@@ -18440,21 +18110,6 @@
           <w:b/>
           <w:lang w:val="pt_PT" w:bidi="pt_PT"/>
         </w:rPr>
-        <w:t>ὑπὲρ ὑμῶν, καὶ τῶν ἐν Λαοδικίᾳ, καὶ ὅσοι οὐχ ἑόρακαν τὸ πρόσωπόν μου ἐν σαρκί</w:t>
-      </w:r>
-    </w:p>
-    <w:p>
-      <w:pPr/>
-      <w:r>
-        <w:rPr>
-          <w:lang w:val="pt_PT" w:bidi="pt_PT"/>
-        </w:rPr>
-      </w:r>
-      <w:r>
-        <w:rPr>
-          <w:b/>
-          <w:lang w:val="pt_PT" w:bidi="pt_PT"/>
-        </w:rPr>
         <w:t>"por vocês, e pelos que moram em Laodiceia, e por muitos outros que não me conhecem pessoalmente".</w:t>
       </w:r>
     </w:p>
@@ -19158,21 +18813,6 @@
           <w:b/>
           <w:lang w:val="pt_PT" w:bidi="pt_PT"/>
         </w:rPr>
-        <w:t>παρακληθῶσιν αἱ καρδίαι αὐτῶν, συμβιβασθέντες</w:t>
-      </w:r>
-    </w:p>
-    <w:p>
-      <w:pPr/>
-      <w:r>
-        <w:rPr>
-          <w:lang w:val="pt_PT" w:bidi="pt_PT"/>
-        </w:rPr>
-      </w:r>
-      <w:r>
-        <w:rPr>
-          <w:b/>
-          <w:lang w:val="pt_PT" w:bidi="pt_PT"/>
-        </w:rPr>
         <w:t>"para que o coração deles se encha de coragem e eles sejam unidos em amor".</w:t>
       </w:r>
     </w:p>
@@ -19706,21 +19346,6 @@
           <w:b/>
           <w:lang w:val="pt_PT" w:bidi="pt_PT"/>
         </w:rPr>
-        <w:t>εἰς πᾶν πλοῦτος τῆς πληροφορίας τῆς συνέσεως; εἰς ἐπίγνωσιν τοῦ μυστηρίου τοῦ Θεοῦ, Χριστοῦ</w:t>
-      </w:r>
-    </w:p>
-    <w:p>
-      <w:pPr/>
-      <w:r>
-        <w:rPr>
-          <w:lang w:val="pt_PT" w:bidi="pt_PT"/>
-        </w:rPr>
-      </w:r>
-      <w:r>
-        <w:rPr>
-          <w:b/>
-          <w:lang w:val="pt_PT" w:bidi="pt_PT"/>
-        </w:rPr>
         <w:t>"e assim fiquem completamente enriquecidos com a segurança que é dada pela verdadeira compreensão do segredo de Deus. Esse segredo é Cristo".</w:t>
       </w:r>
     </w:p>
@@ -20266,21 +19891,6 @@
         <w:rPr>
           <w:lang w:val="pt_PT" w:bidi="pt_PT"/>
         </w:rPr>
-      </w:r>
-    </w:p>
-    <w:p>
-      <w:pPr/>
-      <w:r>
-        <w:rPr>
-          <w:lang w:val="pt_PT" w:bidi="pt_PT"/>
-        </w:rPr>
-      </w:r>
-      <w:r>
-        <w:rPr>
-          <w:b/>
-          <w:lang w:val="pt_PT" w:bidi="pt_PT"/>
-        </w:rPr>
-        <w:t>εἰσιν πάντες οἱ θησαυροὶ τῆς σοφίας καὶ γνώσεως ἀπόκρυφοι</w:t>
       </w:r>
     </w:p>
     <w:p>
@@ -21081,21 +20691,6 @@
           <w:b/>
           <w:lang w:val="pt_PT" w:bidi="pt_PT"/>
         </w:rPr>
-        <w:t>μηδεὶς ὑμᾶς παραλογίζηται</w:t>
-      </w:r>
-    </w:p>
-    <w:p>
-      <w:pPr/>
-      <w:r>
-        <w:rPr>
-          <w:lang w:val="pt_PT" w:bidi="pt_PT"/>
-        </w:rPr>
-      </w:r>
-      <w:r>
-        <w:rPr>
-          <w:b/>
-          <w:lang w:val="pt_PT" w:bidi="pt_PT"/>
-        </w:rPr>
         <w:t>"para que não deixe que ninguém os engane".</w:t>
       </w:r>
     </w:p>
@@ -26217,21 +25812,6 @@
           <w:b/>
           <w:lang w:val="pt_PT" w:bidi="pt_PT"/>
         </w:rPr>
-        <w:t>καὶ περιετμήθητε περιτομῇ ἀχειροποιήτῳ, ἐν τῇ ἀπεκδύσει τοῦ σώματος τῆς σαρκός, ἐν τῇ περιτομῇ τοῦ Χριστοῦ</w:t>
-      </w:r>
-    </w:p>
-    <w:p>
-      <w:pPr/>
-      <w:r>
-        <w:rPr>
-          <w:lang w:val="pt_PT" w:bidi="pt_PT"/>
-        </w:rPr>
-      </w:r>
-      <w:r>
-        <w:rPr>
-          <w:b/>
-          <w:lang w:val="pt_PT" w:bidi="pt_PT"/>
-        </w:rPr>
         <w:t>"Por estarem unidos com Cristo, vocês foram circuncidados não com a circuncisão que é feita no corpo".</w:t>
       </w:r>
     </w:p>
@@ -26367,21 +25947,6 @@
           <w:b/>
           <w:lang w:val="pt_PT" w:bidi="pt_PT"/>
         </w:rPr>
-        <w:t>ἐν ᾧ καὶ περιετμήθητε</w:t>
-      </w:r>
-    </w:p>
-    <w:p>
-      <w:pPr/>
-      <w:r>
-        <w:rPr>
-          <w:lang w:val="pt_PT" w:bidi="pt_PT"/>
-        </w:rPr>
-      </w:r>
-      <w:r>
-        <w:rPr>
-          <w:b/>
-          <w:lang w:val="pt_PT" w:bidi="pt_PT"/>
-        </w:rPr>
         <w:t>"vocês foram circuncidados".</w:t>
       </w:r>
     </w:p>
@@ -26465,21 +26030,6 @@
           <w:b/>
           <w:lang w:val="pt_PT" w:bidi="pt_PT"/>
         </w:rPr>
-        <w:t>ἐν τῇ ἀπεκδύσει τοῦ σώματος τῆς σαρκός</w:t>
-      </w:r>
-    </w:p>
-    <w:p>
-      <w:pPr/>
-      <w:r>
-        <w:rPr>
-          <w:lang w:val="pt_PT" w:bidi="pt_PT"/>
-        </w:rPr>
-      </w:r>
-      <w:r>
-        <w:rPr>
-          <w:b/>
-          <w:lang w:val="pt_PT" w:bidi="pt_PT"/>
-        </w:rPr>
         <w:t>"não com a circuncisão que é feita no corpo".</w:t>
       </w:r>
     </w:p>
@@ -27405,21 +26955,6 @@
           <w:b/>
           <w:lang w:val="pt_PT" w:bidi="pt_PT"/>
         </w:rPr>
-        <w:t>συνηγέρθητε &amp; τοῦ ἐγείραντος αὐτὸν ἐκ νεκρῶν</w:t>
-      </w:r>
-    </w:p>
-    <w:p>
-      <w:pPr/>
-      <w:r>
-        <w:rPr>
-          <w:lang w:val="pt_PT" w:bidi="pt_PT"/>
-        </w:rPr>
-      </w:r>
-      <w:r>
-        <w:rPr>
-          <w:b/>
-          <w:lang w:val="pt_PT" w:bidi="pt_PT"/>
-        </w:rPr>
         <w:t>"foram ressuscitados com ele... o mesmo Deus que ressuscitou Cristo".</w:t>
       </w:r>
     </w:p>
@@ -27777,21 +27312,6 @@
           <w:b/>
           <w:lang w:val="pt_PT" w:bidi="pt_PT"/>
         </w:rPr>
-        <w:t>ὑμᾶς νεκροὺς ὄντας ἐν τοῖς παραπτώμασιν καὶ τῇ ἀκροβυστίᾳ τῆς σαρκὸς ὑμῶν, συνεζωοποίησεν ὑμᾶς</w:t>
-      </w:r>
-    </w:p>
-    <w:p>
-      <w:pPr/>
-      <w:r>
-        <w:rPr>
-          <w:lang w:val="pt_PT" w:bidi="pt_PT"/>
-        </w:rPr>
-      </w:r>
-      <w:r>
-        <w:rPr>
-          <w:b/>
-          <w:lang w:val="pt_PT" w:bidi="pt_PT"/>
-        </w:rPr>
         <w:t>"Antigamente vocês estavam espiritualmente mortos por causa dos seus pecados... Mas agora Deus os ressuscitou junto com Cristo".</w:t>
       </w:r>
     </w:p>
@@ -28337,21 +27857,6 @@
         <w:rPr>
           <w:lang w:val="pt_PT" w:bidi="pt_PT"/>
         </w:rPr>
-      </w:r>
-    </w:p>
-    <w:p>
-      <w:pPr/>
-      <w:r>
-        <w:rPr>
-          <w:lang w:val="pt_PT" w:bidi="pt_PT"/>
-        </w:rPr>
-      </w:r>
-      <w:r>
-        <w:rPr>
-          <w:b/>
-          <w:lang w:val="pt_PT" w:bidi="pt_PT"/>
-        </w:rPr>
-        <w:t>ἐν τοῖς παραπτώμασιν καὶ τῇ ἀκροβυστίᾳ τῆς σαρκὸς ὑμῶν</w:t>
       </w:r>
     </w:p>
     <w:p>
@@ -29000,21 +28505,6 @@
           <w:b/>
           <w:lang w:val="pt_PT" w:bidi="pt_PT"/>
         </w:rPr>
-        <w:t>ἐξαλείψας τὸ καθ’ ἡμῶν χειρόγραφον τοῖς δόγμασιν, ὃ ἦν ὑπεναντίον ἡμῖν, καὶ αὐτὸ ἦρκεν ἐκ τοῦ μέσου, προσηλώσας αὐτὸ τῷ σταυρῷ</w:t>
-      </w:r>
-    </w:p>
-    <w:p>
-      <w:pPr/>
-      <w:r>
-        <w:rPr>
-          <w:lang w:val="pt_PT" w:bidi="pt_PT"/>
-        </w:rPr>
-      </w:r>
-      <w:r>
-        <w:rPr>
-          <w:b/>
-          <w:lang w:val="pt_PT" w:bidi="pt_PT"/>
-        </w:rPr>
         <w:t>"e anulou a conta da nossa dívida, com os seus regulamentos que nós éramos obrigados a obedecer. Ele acabou com essa conta, pregando-a na cruz".</w:t>
       </w:r>
     </w:p>
@@ -29110,21 +28600,6 @@
         <w:rPr>
           <w:lang w:val="pt_PT" w:bidi="pt_PT"/>
         </w:rPr>
-      </w:r>
-    </w:p>
-    <w:p>
-      <w:pPr/>
-      <w:r>
-        <w:rPr>
-          <w:lang w:val="pt_PT" w:bidi="pt_PT"/>
-        </w:rPr>
-      </w:r>
-      <w:r>
-        <w:rPr>
-          <w:b/>
-          <w:lang w:val="pt_PT" w:bidi="pt_PT"/>
-        </w:rPr>
-        <w:t>καθ’ ἡμῶν &amp; ὃ ἦν ὑπεναντίον ἡμῖν</w:t>
       </w:r>
     </w:p>
     <w:p>
@@ -31694,21 +31169,6 @@
           <w:b/>
           <w:lang w:val="pt_PT" w:bidi="pt_PT"/>
         </w:rPr>
-        <w:t>εἰκῇ φυσιούμενος ὑπὸ τοῦ νοὸς τῆς σαρκὸς αὐτοῦ</w:t>
-      </w:r>
-    </w:p>
-    <w:p>
-      <w:pPr/>
-      <w:r>
-        <w:rPr>
-          <w:lang w:val="pt_PT" w:bidi="pt_PT"/>
-        </w:rPr>
-      </w:r>
-      <w:r>
-        <w:rPr>
-          <w:b/>
-          <w:lang w:val="pt_PT" w:bidi="pt_PT"/>
-        </w:rPr>
         <w:t>"Essas pessoas não têm nenhum motivo para estarem cheias de si".</w:t>
       </w:r>
     </w:p>
@@ -32288,21 +31748,6 @@
           <w:b/>
           <w:lang w:val="pt_PT" w:bidi="pt_PT"/>
         </w:rPr>
-        <w:t>τὴν κεφαλήν, ἐξ οὗ πᾶν τὸ σῶμα διὰ τῶν ἁφῶν καὶ συνδέσμων ἐπιχορηγούμενον καὶ συμβιβαζόμενον, αὔξει τὴν αὔξησιν τοῦ Θεοῦ</w:t>
-      </w:r>
-    </w:p>
-    <w:p>
-      <w:pPr/>
-      <w:r>
-        <w:rPr>
-          <w:lang w:val="pt_PT" w:bidi="pt_PT"/>
-        </w:rPr>
-      </w:r>
-      <w:r>
-        <w:rPr>
-          <w:b/>
-          <w:lang w:val="pt_PT" w:bidi="pt_PT"/>
-        </w:rPr>
         <w:t>"que é a cabeça. Cristo controla o corpo todo, o alimenta e mantém unido por meio das juntas e ligamentos, e assim o corpo cresce como Deus quer que cresça".</w:t>
       </w:r>
     </w:p>
@@ -32437,21 +31882,6 @@
         <w:rPr>
           <w:lang w:val="pt_PT" w:bidi="pt_PT"/>
         </w:rPr>
-      </w:r>
-    </w:p>
-    <w:p>
-      <w:pPr/>
-      <w:r>
-        <w:rPr>
-          <w:lang w:val="pt_PT" w:bidi="pt_PT"/>
-        </w:rPr>
-      </w:r>
-      <w:r>
-        <w:rPr>
-          <w:b/>
-          <w:lang w:val="pt_PT" w:bidi="pt_PT"/>
-        </w:rPr>
-        <w:t>ἐξ οὗ πᾶν τὸ σῶμα διὰ τῶν ἁφῶν καὶ συνδέσμων ἐπιχορηγούμενον καὶ συμβιβαζόμενον</w:t>
       </w:r>
     </w:p>
     <w:p>
@@ -33466,21 +32896,6 @@
           <w:b/>
           <w:lang w:val="pt_PT" w:bidi="pt_PT"/>
         </w:rPr>
-        <w:t>τί ὡς ζῶντες ἐν κόσμῳ δογματίζεσθε</w:t>
-      </w:r>
-    </w:p>
-    <w:p>
-      <w:pPr/>
-      <w:r>
-        <w:rPr>
-          <w:lang w:val="pt_PT" w:bidi="pt_PT"/>
-        </w:rPr>
-      </w:r>
-      <w:r>
-        <w:rPr>
-          <w:b/>
-          <w:lang w:val="pt_PT" w:bidi="pt_PT"/>
-        </w:rPr>
         <w:t>"Então, porque é que vocês estão vivendo como se fossem deste mundo?".</w:t>
       </w:r>
     </w:p>
@@ -33948,21 +33363,6 @@
         <w:rPr>
           <w:lang w:val="pt_PT" w:bidi="pt_PT"/>
         </w:rPr>
-      </w:r>
-    </w:p>
-    <w:p>
-      <w:pPr/>
-      <w:r>
-        <w:rPr>
-          <w:lang w:val="pt_PT" w:bidi="pt_PT"/>
-        </w:rPr>
-      </w:r>
-      <w:r>
-        <w:rPr>
-          <w:b/>
-          <w:lang w:val="pt_PT" w:bidi="pt_PT"/>
-        </w:rPr>
-        <w:t>δογματίζεσθε</w:t>
       </w:r>
     </w:p>
     <w:p>
@@ -35037,21 +34437,6 @@
           <w:b/>
           <w:lang w:val="pt_PT" w:bidi="pt_PT"/>
         </w:rPr>
-        <w:t>τὰ ἐντάλματα καὶ διδασκαλίας τῶν ἀνθρώπων</w:t>
-      </w:r>
-    </w:p>
-    <w:p>
-      <w:pPr/>
-      <w:r>
-        <w:rPr>
-          <w:lang w:val="pt_PT" w:bidi="pt_PT"/>
-        </w:rPr>
-      </w:r>
-      <w:r>
-        <w:rPr>
-          <w:b/>
-          <w:lang w:val="pt_PT" w:bidi="pt_PT"/>
-        </w:rPr>
         <w:t>"São apenas regras e ensinamentos que as pessoas inventam".</w:t>
       </w:r>
     </w:p>
@@ -35643,21 +35028,6 @@
         <w:rPr>
           <w:lang w:val="pt_PT" w:bidi="pt_PT"/>
         </w:rPr>
-      </w:r>
-    </w:p>
-    <w:p>
-      <w:pPr/>
-      <w:r>
-        <w:rPr>
-          <w:lang w:val="pt_PT" w:bidi="pt_PT"/>
-        </w:rPr>
-      </w:r>
-      <w:r>
-        <w:rPr>
-          <w:b/>
-          <w:lang w:val="pt_PT" w:bidi="pt_PT"/>
-        </w:rPr>
-        <w:t>λόγον μὲν ἔχοντα σοφίας ἐν ἐθελοθρησκείᾳ καὶ ταπεινοφροσύνῃ, ἀφειδίᾳ σώματος</w:t>
       </w:r>
     </w:p>
     <w:p>
@@ -38404,21 +37774,6 @@
           <w:b/>
           <w:lang w:val="pt_PT" w:bidi="pt_PT"/>
         </w:rPr>
-        <w:t>ἡ ζωὴ ὑμῶν κέκρυπται σὺν τῷ Χριστῷ ἐν τῷ Θεῷ</w:t>
-      </w:r>
-    </w:p>
-    <w:p>
-      <w:pPr/>
-      <w:r>
-        <w:rPr>
-          <w:lang w:val="pt_PT" w:bidi="pt_PT"/>
-        </w:rPr>
-      </w:r>
-      <w:r>
-        <w:rPr>
-          <w:b/>
-          <w:lang w:val="pt_PT" w:bidi="pt_PT"/>
-        </w:rPr>
         <w:t>"</w:t>
       </w:r>
       <w:r>
@@ -40079,21 +39434,6 @@
         <w:rPr>
           <w:lang w:val="pt_PT" w:bidi="pt_PT"/>
         </w:rPr>
-      </w:r>
-    </w:p>
-    <w:p>
-      <w:pPr/>
-      <w:r>
-        <w:rPr>
-          <w:lang w:val="pt_PT" w:bidi="pt_PT"/>
-        </w:rPr>
-      </w:r>
-      <w:r>
-        <w:rPr>
-          <w:b/>
-          <w:lang w:val="pt_PT" w:bidi="pt_PT"/>
-        </w:rPr>
-        <w:t>πορνείαν, ἀκαθαρσίαν, πάθος, ἐπιθυμίαν κακήν, καὶ τὴν πλεονεξίαν, ἥτις ἐστὶν εἰδωλολατρία</w:t>
       </w:r>
     </w:p>
     <w:p>
@@ -42652,21 +41992,6 @@
           <w:b/>
           <w:lang w:val="pt_PT" w:bidi="pt_PT"/>
         </w:rPr>
-        <w:t>ὀργήν, θυμόν, κακίαν, βλασφημίαν, αἰσχρολογίαν ἐκ τοῦ στόματος ὑμῶν</w:t>
-      </w:r>
-    </w:p>
-    <w:p>
-      <w:pPr/>
-      <w:r>
-        <w:rPr>
-          <w:lang w:val="pt_PT" w:bidi="pt_PT"/>
-        </w:rPr>
-      </w:r>
-      <w:r>
-        <w:rPr>
-          <w:b/>
-          <w:lang w:val="pt_PT" w:bidi="pt_PT"/>
-        </w:rPr>
         <w:t>"</w:t>
       </w:r>
       <w:r>
@@ -45878,21 +45203,6 @@
           <w:b/>
           <w:lang w:val="pt_PT" w:bidi="pt_PT"/>
         </w:rPr>
-        <w:t>οὐκ ἔνι Ἕλλην καὶ Ἰουδαῖος, περιτομὴ καὶ ἀκροβυστία, βάρβαρος, Σκύθης, δοῦλος, ἐλεύθερος</w:t>
-      </w:r>
-    </w:p>
-    <w:p>
-      <w:pPr/>
-      <w:r>
-        <w:rPr>
-          <w:lang w:val="pt_PT" w:bidi="pt_PT"/>
-        </w:rPr>
-      </w:r>
-      <w:r>
-        <w:rPr>
-          <w:b/>
-          <w:lang w:val="pt_PT" w:bidi="pt_PT"/>
-        </w:rPr>
         <w:t>"</w:t>
       </w:r>
       <w:r>
@@ -47772,21 +47082,6 @@
           <w:b/>
           <w:lang w:val="pt_PT" w:bidi="pt_PT"/>
         </w:rPr>
-        <w:t>ἀνεχόμενοι ἀλλήλων καὶ χαριζόμενοι ἑαυτοῖς, ἐάν τις πρός τινα ἔχῃ μομφήν</w:t>
-      </w:r>
-    </w:p>
-    <w:p>
-      <w:pPr/>
-      <w:r>
-        <w:rPr>
-          <w:lang w:val="pt_PT" w:bidi="pt_PT"/>
-        </w:rPr>
-      </w:r>
-      <w:r>
-        <w:rPr>
-          <w:b/>
-          <w:lang w:val="pt_PT" w:bidi="pt_PT"/>
-        </w:rPr>
         <w:t>"</w:t>
       </w:r>
       <w:r>
@@ -48415,21 +47710,6 @@
         <w:rPr>
           <w:lang w:val="pt_PT" w:bidi="pt_PT"/>
         </w:rPr>
-      </w:r>
-    </w:p>
-    <w:p>
-      <w:pPr/>
-      <w:r>
-        <w:rPr>
-          <w:lang w:val="pt_PT" w:bidi="pt_PT"/>
-        </w:rPr>
-      </w:r>
-      <w:r>
-        <w:rPr>
-          <w:b/>
-          <w:lang w:val="pt_PT" w:bidi="pt_PT"/>
-        </w:rPr>
-        <w:t>καθὼς καὶ ὁ Κύριος ἐχαρίσατο ὑμῖν, οὕτως καὶ ὑμεῖς</w:t>
       </w:r>
     </w:p>
     <w:p>
@@ -50442,21 +49722,6 @@
           <w:b/>
           <w:lang w:val="pt_PT" w:bidi="pt_PT"/>
         </w:rPr>
-        <w:t>εὐχάριστοι γίνεσθε</w:t>
-      </w:r>
-    </w:p>
-    <w:p>
-      <w:pPr/>
-      <w:r>
-        <w:rPr>
-          <w:lang w:val="pt_PT" w:bidi="pt_PT"/>
-        </w:rPr>
-      </w:r>
-      <w:r>
-        <w:rPr>
-          <w:b/>
-          <w:lang w:val="pt_PT" w:bidi="pt_PT"/>
-        </w:rPr>
         <w:t>"sejam agradecidos".</w:t>
       </w:r>
     </w:p>
@@ -59463,21 +58728,6 @@
           <w:b/>
           <w:lang w:val="pt_PT" w:bidi="pt_PT"/>
         </w:rPr>
-        <w:t>τῇ προσευχῇ προσκαρτερεῖτε</w:t>
-      </w:r>
-    </w:p>
-    <w:p>
-      <w:pPr/>
-      <w:r>
-        <w:rPr>
-          <w:lang w:val="pt_PT" w:bidi="pt_PT"/>
-        </w:rPr>
-      </w:r>
-      <w:r>
-        <w:rPr>
-          <w:b/>
-          <w:lang w:val="pt_PT" w:bidi="pt_PT"/>
-        </w:rPr>
         <w:t>"Continuem firmes na oração".</w:t>
       </w:r>
     </w:p>
@@ -61551,21 +60801,6 @@
           <w:b/>
           <w:lang w:val="pt_PT" w:bidi="pt_PT"/>
         </w:rPr>
-        <w:t>φανερώσω αὐτὸ</w:t>
-      </w:r>
-    </w:p>
-    <w:p>
-      <w:pPr/>
-      <w:r>
-        <w:rPr>
-          <w:lang w:val="pt_PT" w:bidi="pt_PT"/>
-        </w:rPr>
-      </w:r>
-      <w:r>
-        <w:rPr>
-          <w:b/>
-          <w:lang w:val="pt_PT" w:bidi="pt_PT"/>
-        </w:rPr>
         <w:t>"com que o segredo de Cristo seja bem conhecido".</w:t>
       </w:r>
     </w:p>
@@ -63152,21 +62387,6 @@
           <w:b/>
           <w:lang w:val="pt_PT" w:bidi="pt_PT"/>
         </w:rPr>
-        <w:t>πῶς δεῖ ὑμᾶς &amp; ἀποκρίνεσθαι</w:t>
-      </w:r>
-    </w:p>
-    <w:p>
-      <w:pPr/>
-      <w:r>
-        <w:rPr>
-          <w:lang w:val="pt_PT" w:bidi="pt_PT"/>
-        </w:rPr>
-      </w:r>
-      <w:r>
-        <w:rPr>
-          <w:b/>
-          <w:lang w:val="pt_PT" w:bidi="pt_PT"/>
-        </w:rPr>
         <w:t>"que vocês saibam também como responder a cada pessoa".</w:t>
       </w:r>
     </w:p>
@@ -63359,21 +62579,6 @@
           <w:b/>
           <w:lang w:val="pt_PT" w:bidi="pt_PT"/>
         </w:rPr>
-        <w:t>τὰ κατ’ ἐμὲ πάντα γνωρίσει ὑμῖν Τυχικὸς, ὁ ἀγαπητὸς ἀδελφὸς, καὶ πιστὸς διάκονος, καὶ σύνδουλος ἐν Κυρίῳ</w:t>
-      </w:r>
-    </w:p>
-    <w:p>
-      <w:pPr/>
-      <w:r>
-        <w:rPr>
-          <w:lang w:val="pt_PT" w:bidi="pt_PT"/>
-        </w:rPr>
-      </w:r>
-      <w:r>
-        <w:rPr>
-          <w:b/>
-          <w:lang w:val="pt_PT" w:bidi="pt_PT"/>
-        </w:rPr>
         <w:t>"Tíquico, nosso querido irmão, trabalhador fiel e companheiro no serviço do Senhor, levará a vocês todas as notícias minhas".</w:t>
       </w:r>
     </w:p>
@@ -63593,21 +62798,6 @@
         <w:rPr>
           <w:lang w:val="pt_PT" w:bidi="pt_PT"/>
         </w:rPr>
-      </w:r>
-    </w:p>
-    <w:p>
-      <w:pPr/>
-      <w:r>
-        <w:rPr>
-          <w:lang w:val="pt_PT" w:bidi="pt_PT"/>
-        </w:rPr>
-      </w:r>
-      <w:r>
-        <w:rPr>
-          <w:b/>
-          <w:lang w:val="pt_PT" w:bidi="pt_PT"/>
-        </w:rPr>
-        <w:t>Τυχικὸς</w:t>
       </w:r>
     </w:p>
     <w:p>
@@ -65055,21 +64245,6 @@
           <w:b/>
           <w:lang w:val="pt_PT" w:bidi="pt_PT"/>
         </w:rPr>
-        <w:t>Ὀνησίμῳ</w:t>
-      </w:r>
-    </w:p>
-    <w:p>
-      <w:pPr/>
-      <w:r>
-        <w:rPr>
-          <w:lang w:val="pt_PT" w:bidi="pt_PT"/>
-        </w:rPr>
-      </w:r>
-      <w:r>
-        <w:rPr>
-          <w:b/>
-          <w:lang w:val="pt_PT" w:bidi="pt_PT"/>
-        </w:rPr>
         <w:t>"Onésimo".</w:t>
       </w:r>
     </w:p>
@@ -65542,21 +64717,6 @@
           <w:b/>
           <w:lang w:val="pt_PT" w:bidi="pt_PT"/>
         </w:rPr>
-        <w:t>Ἀρίσταρχος &amp; Μᾶρκος &amp; Βαρναβᾶ</w:t>
-      </w:r>
-    </w:p>
-    <w:p>
-      <w:pPr/>
-      <w:r>
-        <w:rPr>
-          <w:lang w:val="pt_PT" w:bidi="pt_PT"/>
-        </w:rPr>
-      </w:r>
-      <w:r>
-        <w:rPr>
-          <w:b/>
-          <w:lang w:val="pt_PT" w:bidi="pt_PT"/>
-        </w:rPr>
         <w:t>"Aristarco... Marcos, o primo de Barnabé".</w:t>
       </w:r>
     </w:p>
@@ -66527,21 +65687,6 @@
         <w:rPr>
           <w:lang w:val="pt_PT" w:bidi="pt_PT"/>
         </w:rPr>
-      </w:r>
-    </w:p>
-    <w:p>
-      <w:pPr/>
-      <w:r>
-        <w:rPr>
-          <w:lang w:val="pt_PT" w:bidi="pt_PT"/>
-        </w:rPr>
-      </w:r>
-      <w:r>
-        <w:rPr>
-          <w:b/>
-          <w:lang w:val="pt_PT" w:bidi="pt_PT"/>
-        </w:rPr>
-        <w:t>Ἰησοῦς &amp; Ἰοῦστος</w:t>
       </w:r>
     </w:p>
     <w:p>
@@ -69280,21 +68425,6 @@
           <w:b/>
           <w:lang w:val="pt_PT" w:bidi="pt_PT"/>
         </w:rPr>
-        <w:t>Λουκᾶς &amp; Δημᾶς</w:t>
-      </w:r>
-    </w:p>
-    <w:p>
-      <w:pPr/>
-      <w:r>
-        <w:rPr>
-          <w:lang w:val="pt_PT" w:bidi="pt_PT"/>
-        </w:rPr>
-      </w:r>
-      <w:r>
-        <w:rPr>
-          <w:b/>
-          <w:lang w:val="pt_PT" w:bidi="pt_PT"/>
-        </w:rPr>
         <w:t>"Lucas... Demas".</w:t>
       </w:r>
     </w:p>
@@ -69755,21 +68885,6 @@
           <w:b/>
           <w:lang w:val="pt_PT" w:bidi="pt_PT"/>
         </w:rPr>
-        <w:t>Νύμφαν</w:t>
-      </w:r>
-    </w:p>
-    <w:p>
-      <w:pPr/>
-      <w:r>
-        <w:rPr>
-          <w:lang w:val="pt_PT" w:bidi="pt_PT"/>
-        </w:rPr>
-      </w:r>
-      <w:r>
-        <w:rPr>
-          <w:b/>
-          <w:lang w:val="pt_PT" w:bidi="pt_PT"/>
-        </w:rPr>
         <w:t>"Saudações também para Ninfa".</w:t>
       </w:r>
     </w:p>
@@ -70082,21 +69197,6 @@
           <w:b/>
           <w:lang w:val="pt_PT" w:bidi="pt_PT"/>
         </w:rPr>
-        <w:t>ἀναγνωσθῇ παρ’ ὑμῖν ἡ ἐπιστολή &amp; ἀναγνωσθῇ</w:t>
-      </w:r>
-    </w:p>
-    <w:p>
-      <w:pPr/>
-      <w:r>
-        <w:rPr>
-          <w:lang w:val="pt_PT" w:bidi="pt_PT"/>
-        </w:rPr>
-      </w:r>
-      <w:r>
-        <w:rPr>
-          <w:b/>
-          <w:lang w:val="pt_PT" w:bidi="pt_PT"/>
-        </w:rPr>
         <w:t>"depois de lerem esta carta... os irmãos de lá também leiam".</w:t>
       </w:r>
     </w:p>
@@ -70166,21 +69266,6 @@
         <w:rPr>
           <w:lang w:val="pt_PT" w:bidi="pt_PT"/>
         </w:rPr>
-      </w:r>
-    </w:p>
-    <w:p>
-      <w:pPr/>
-      <w:r>
-        <w:rPr>
-          <w:lang w:val="pt_PT" w:bidi="pt_PT"/>
-        </w:rPr>
-      </w:r>
-      <w:r>
-        <w:rPr>
-          <w:b/>
-          <w:lang w:val="pt_PT" w:bidi="pt_PT"/>
-        </w:rPr>
-        <w:t>ποιήσατε ἵνα καὶ ἐν τῇ Λαοδικαίων ἐκκλησίᾳ ἀναγνωσθῇ, καὶ τὴν ἐκ Λαοδικίας ἵνα καὶ ὑμεῖς ἀναγνῶτε</w:t>
       </w:r>
     </w:p>
     <w:p>
@@ -70511,21 +69596,6 @@
           <w:b/>
           <w:lang w:val="pt_PT" w:bidi="pt_PT"/>
         </w:rPr>
-        <w:t>Ἀρχίππῳ</w:t>
-      </w:r>
-    </w:p>
-    <w:p>
-      <w:pPr/>
-      <w:r>
-        <w:rPr>
-          <w:lang w:val="pt_PT" w:bidi="pt_PT"/>
-        </w:rPr>
-      </w:r>
-      <w:r>
-        <w:rPr>
-          <w:b/>
-          <w:lang w:val="pt_PT" w:bidi="pt_PT"/>
-        </w:rPr>
         <w:t>"a Arquipo".</w:t>
       </w:r>
     </w:p>
@@ -70616,21 +69686,6 @@
           <w:b/>
           <w:lang w:val="pt_PT" w:bidi="pt_PT"/>
         </w:rPr>
-        <w:t>βλέπε τὴν διακονίαν ἣν παρέλαβες ἐν Κυρίῳ, ἵνα αὐτὴν πληροῖς</w:t>
-      </w:r>
-    </w:p>
-    <w:p>
-      <w:pPr/>
-      <w:r>
-        <w:rPr>
-          <w:lang w:val="pt_PT" w:bidi="pt_PT"/>
-        </w:rPr>
-      </w:r>
-      <w:r>
-        <w:rPr>
-          <w:b/>
-          <w:lang w:val="pt_PT" w:bidi="pt_PT"/>
-        </w:rPr>
         <w:t>"procure cumprir bem a tarefa que você recebeu no serviço do Senhor".</w:t>
       </w:r>
     </w:p>
@@ -70700,21 +69755,6 @@
         <w:rPr>
           <w:lang w:val="pt_PT" w:bidi="pt_PT"/>
         </w:rPr>
-      </w:r>
-    </w:p>
-    <w:p>
-      <w:pPr/>
-      <w:r>
-        <w:rPr>
-          <w:lang w:val="pt_PT" w:bidi="pt_PT"/>
-        </w:rPr>
-      </w:r>
-      <w:r>
-        <w:rPr>
-          <w:b/>
-          <w:lang w:val="pt_PT" w:bidi="pt_PT"/>
-        </w:rPr>
-        <w:t>εἴπατε Ἀρχίππῳ, βλέπε τὴν διακονίαν ἣν παρέλαβες ἐν Κυρίῳ, ἵνα αὐτὴν πληροῖς</w:t>
       </w:r>
     </w:p>
     <w:p>

--- a/por/docx/51.content.docx
+++ b/por/docx/51.content.docx
@@ -963,6 +963,21 @@
           <w:b/>
           <w:lang w:val="pt_PT" w:bidi="pt_PT"/>
         </w:rPr>
+        <w:t>χάρις ὑμῖν καὶ εἰρήνη ἀπὸ Θεοῦ Πατρὸς ἡμῶν καὶ Κυρίου Ἰησοῦ Χριστοῦ</w:t>
+      </w:r>
+    </w:p>
+    <w:p>
+      <w:pPr/>
+      <w:r>
+        <w:rPr>
+          <w:lang w:val="pt_PT" w:bidi="pt_PT"/>
+        </w:rPr>
+      </w:r>
+      <w:r>
+        <w:rPr>
+          <w:b/>
+          <w:lang w:val="pt_PT" w:bidi="pt_PT"/>
+        </w:rPr>
         <w:t>"Que a graça e a paz de Deus, o nosso Pai, estejam com vocês!".</w:t>
       </w:r>
     </w:p>
@@ -1183,6 +1198,21 @@
           <w:b/>
           <w:lang w:val="pt_PT" w:bidi="pt_PT"/>
         </w:rPr>
+        <w:t>εὐχαριστοῦμεν &amp; ἡμῶν</w:t>
+      </w:r>
+    </w:p>
+    <w:p>
+      <w:pPr/>
+      <w:r>
+        <w:rPr>
+          <w:lang w:val="pt_PT" w:bidi="pt_PT"/>
+        </w:rPr>
+      </w:r>
+      <w:r>
+        <w:rPr>
+          <w:b/>
+          <w:lang w:val="pt_PT" w:bidi="pt_PT"/>
+        </w:rPr>
         <w:t>"Sempre que oramos por vocês, damos graças a Deus, o Pai do nosso Senhor Jesus Cristo".</w:t>
       </w:r>
     </w:p>
@@ -1514,6 +1544,21 @@
           <w:b/>
           <w:lang w:val="pt_PT" w:bidi="pt_PT"/>
         </w:rPr>
+        <w:t>τὴν ἀγάπην ἣν ἔχετε εἰς πάντας τοὺς ἁγίους</w:t>
+      </w:r>
+    </w:p>
+    <w:p>
+      <w:pPr/>
+      <w:r>
+        <w:rPr>
+          <w:lang w:val="pt_PT" w:bidi="pt_PT"/>
+        </w:rPr>
+      </w:r>
+      <w:r>
+        <w:rPr>
+          <w:b/>
+          <w:lang w:val="pt_PT" w:bidi="pt_PT"/>
+        </w:rPr>
         <w:t>"e também do amor que vocês têm por todo o povo de Deus".</w:t>
       </w:r>
     </w:p>
@@ -2714,6 +2759,21 @@
           <w:b/>
           <w:lang w:val="pt_PT" w:bidi="pt_PT"/>
         </w:rPr>
+        <w:t>ἡμῶν &amp; ἡμῶν</w:t>
+      </w:r>
+    </w:p>
+    <w:p>
+      <w:pPr/>
+      <w:r>
+        <w:rPr>
+          <w:lang w:val="pt_PT" w:bidi="pt_PT"/>
+        </w:rPr>
+      </w:r>
+      <w:r>
+        <w:rPr>
+          <w:b/>
+          <w:lang w:val="pt_PT" w:bidi="pt_PT"/>
+        </w:rPr>
         <w:t>"nosso querido companheiro".</w:t>
       </w:r>
     </w:p>
@@ -3110,6 +3170,21 @@
           <w:b/>
           <w:lang w:val="pt_PT" w:bidi="pt_PT"/>
         </w:rPr>
+        <w:t>ἡμεῖς &amp; ἠκούσαμεν, οὐ παυόμεθα</w:t>
+      </w:r>
+    </w:p>
+    <w:p>
+      <w:pPr/>
+      <w:r>
+        <w:rPr>
+          <w:lang w:val="pt_PT" w:bidi="pt_PT"/>
+        </w:rPr>
+      </w:r>
+      <w:r>
+        <w:rPr>
+          <w:b/>
+          <w:lang w:val="pt_PT" w:bidi="pt_PT"/>
+        </w:rPr>
         <w:t>"desde o dia em que ficamos sabendo de tudo isso, nunca paramos de orar".</w:t>
       </w:r>
     </w:p>
@@ -3219,6 +3294,21 @@
           <w:b/>
           <w:lang w:val="pt_PT" w:bidi="pt_PT"/>
         </w:rPr>
+        <w:t>ἀφ’ ἧς ἡμέρας ἠκούσαμεν</w:t>
+      </w:r>
+    </w:p>
+    <w:p>
+      <w:pPr/>
+      <w:r>
+        <w:rPr>
+          <w:lang w:val="pt_PT" w:bidi="pt_PT"/>
+        </w:rPr>
+      </w:r>
+      <w:r>
+        <w:rPr>
+          <w:b/>
+          <w:lang w:val="pt_PT" w:bidi="pt_PT"/>
+        </w:rPr>
         <w:t>"desde o dia em que ficamos sabendo de tudo isso".</w:t>
       </w:r>
     </w:p>
@@ -3726,6 +3816,21 @@
           <w:b/>
           <w:lang w:val="pt_PT" w:bidi="pt_PT"/>
         </w:rPr>
+        <w:t>πληρωθῆτε τὴν ἐπίγνωσιν τοῦ θελήματος αὐτοῦ</w:t>
+      </w:r>
+    </w:p>
+    <w:p>
+      <w:pPr/>
+      <w:r>
+        <w:rPr>
+          <w:lang w:val="pt_PT" w:bidi="pt_PT"/>
+        </w:rPr>
+      </w:r>
+      <w:r>
+        <w:rPr>
+          <w:b/>
+          <w:lang w:val="pt_PT" w:bidi="pt_PT"/>
+        </w:rPr>
         <w:t>"encha vocês com o conhecimento da sua vontade".</w:t>
       </w:r>
     </w:p>
@@ -3835,6 +3940,21 @@
           <w:b/>
           <w:lang w:val="pt_PT" w:bidi="pt_PT"/>
         </w:rPr>
+        <w:t>πληρωθῆτε τὴν ἐπίγνωσιν τοῦ θελήματος αὐτοῦ ἐν πάσῃ σοφίᾳ καὶ συνέσει πνευματικῇ</w:t>
+      </w:r>
+    </w:p>
+    <w:p>
+      <w:pPr/>
+      <w:r>
+        <w:rPr>
+          <w:lang w:val="pt_PT" w:bidi="pt_PT"/>
+        </w:rPr>
+      </w:r>
+      <w:r>
+        <w:rPr>
+          <w:b/>
+          <w:lang w:val="pt_PT" w:bidi="pt_PT"/>
+        </w:rPr>
         <w:t>"que encha vocês com o conhecimento da sua vontade e com toda a sabedoria e compreensão que o Espírito de Deus dá".</w:t>
       </w:r>
     </w:p>
@@ -4629,6 +4749,21 @@
           <w:b/>
           <w:lang w:val="pt_PT" w:bidi="pt_PT"/>
         </w:rPr>
+        <w:t>αὐξανόμενοι τῇ ἐπιγνώσει τοῦ Θεοῦ</w:t>
+      </w:r>
+    </w:p>
+    <w:p>
+      <w:pPr/>
+      <w:r>
+        <w:rPr>
+          <w:lang w:val="pt_PT" w:bidi="pt_PT"/>
+        </w:rPr>
+      </w:r>
+      <w:r>
+        <w:rPr>
+          <w:b/>
+          <w:lang w:val="pt_PT" w:bidi="pt_PT"/>
+        </w:rPr>
         <w:t>"e também vão conhecer a Deus cada vez mais".</w:t>
       </w:r>
     </w:p>
@@ -5293,6 +5428,21 @@
           <w:b/>
           <w:lang w:val="pt_PT" w:bidi="pt_PT"/>
         </w:rPr>
+        <w:t>πᾶσαν ὑπομονὴν καὶ μακροθυμίαν μετὰ χαρᾶς</w:t>
+      </w:r>
+    </w:p>
+    <w:p>
+      <w:pPr/>
+      <w:r>
+        <w:rPr>
+          <w:lang w:val="pt_PT" w:bidi="pt_PT"/>
+        </w:rPr>
+      </w:r>
+      <w:r>
+        <w:rPr>
+          <w:b/>
+          <w:lang w:val="pt_PT" w:bidi="pt_PT"/>
+        </w:rPr>
         <w:t>"para que possam suportar tudo com paciência".</w:t>
       </w:r>
     </w:p>
@@ -5538,6 +5688,21 @@
         <w:rPr>
           <w:lang w:val="pt_PT" w:bidi="pt_PT"/>
         </w:rPr>
+      </w:r>
+    </w:p>
+    <w:p>
+      <w:pPr/>
+      <w:r>
+        <w:rPr>
+          <w:lang w:val="pt_PT" w:bidi="pt_PT"/>
+        </w:rPr>
+      </w:r>
+      <w:r>
+        <w:rPr>
+          <w:b/>
+          <w:lang w:val="pt_PT" w:bidi="pt_PT"/>
+        </w:rPr>
+        <w:t>ἱκανώσαντι ὑμᾶς</w:t>
       </w:r>
     </w:p>
     <w:p>
@@ -6077,6 +6242,21 @@
           <w:b/>
           <w:lang w:val="pt_PT" w:bidi="pt_PT"/>
         </w:rPr>
+        <w:t>τῆς ἐξουσίας τοῦ σκότους</w:t>
+      </w:r>
+    </w:p>
+    <w:p>
+      <w:pPr/>
+      <w:r>
+        <w:rPr>
+          <w:lang w:val="pt_PT" w:bidi="pt_PT"/>
+        </w:rPr>
+      </w:r>
+      <w:r>
+        <w:rPr>
+          <w:b/>
+          <w:lang w:val="pt_PT" w:bidi="pt_PT"/>
+        </w:rPr>
         <w:t>"do poder da escuridão".</w:t>
       </w:r>
     </w:p>
@@ -7124,6 +7304,21 @@
           <w:b/>
           <w:lang w:val="pt_PT" w:bidi="pt_PT"/>
         </w:rPr>
+        <w:t>ἔχομεν τὴν ἀπολύτρωσιν, τὴν ἄφεσιν τῶν ἁμαρτιῶν</w:t>
+      </w:r>
+    </w:p>
+    <w:p>
+      <w:pPr/>
+      <w:r>
+        <w:rPr>
+          <w:lang w:val="pt_PT" w:bidi="pt_PT"/>
+        </w:rPr>
+      </w:r>
+      <w:r>
+        <w:rPr>
+          <w:b/>
+          <w:lang w:val="pt_PT" w:bidi="pt_PT"/>
+        </w:rPr>
         <w:t>"É ele quem nos liberta, e é por meio dele que os nossos pecados são perdoados".</w:t>
       </w:r>
     </w:p>
@@ -7827,7 +8022,7 @@
           <w:b/>
           <w:lang w:val="pt_PT" w:bidi="pt_PT"/>
         </w:rPr>
-        <w:t>τὰ πάντα δι’ αὐτοῦ καὶ εἰς αὐτὸν ἔκτισται</w:t>
+        <w:t>ὅτι ἐν αὐτῷ ἐκτίσθη τὰ πάντα</w:t>
       </w:r>
     </w:p>
     <w:p>
@@ -8447,6 +8642,21 @@
           <w:b/>
           <w:lang w:val="pt_PT" w:bidi="pt_PT"/>
         </w:rPr>
+        <w:t>τὰ πάντα δι’ αὐτοῦ καὶ εἰς αὐτὸν ἔκτισται</w:t>
+      </w:r>
+    </w:p>
+    <w:p>
+      <w:pPr/>
+      <w:r>
+        <w:rPr>
+          <w:lang w:val="pt_PT" w:bidi="pt_PT"/>
+        </w:rPr>
+      </w:r>
+      <w:r>
+        <w:rPr>
+          <w:b/>
+          <w:lang w:val="pt_PT" w:bidi="pt_PT"/>
+        </w:rPr>
         <w:t>"Por meio dele e para ele, Deus criou todo o Universo".</w:t>
       </w:r>
     </w:p>
@@ -8543,6 +8753,21 @@
           <w:b/>
           <w:lang w:val="pt_PT" w:bidi="pt_PT"/>
         </w:rPr>
+        <w:t>δι’ αὐτοῦ &amp; ἔκτισται</w:t>
+      </w:r>
+    </w:p>
+    <w:p>
+      <w:pPr/>
+      <w:r>
+        <w:rPr>
+          <w:lang w:val="pt_PT" w:bidi="pt_PT"/>
+        </w:rPr>
+      </w:r>
+      <w:r>
+        <w:rPr>
+          <w:b/>
+          <w:lang w:val="pt_PT" w:bidi="pt_PT"/>
+        </w:rPr>
         <w:t>"Por meio dele e para ele, Deus criou o Universo".</w:t>
       </w:r>
     </w:p>
@@ -10648,6 +10873,21 @@
           <w:b/>
           <w:lang w:val="pt_PT" w:bidi="pt_PT"/>
         </w:rPr>
+        <w:t>τὰ πάντα εἰς αὐτόν &amp; εἴτε τὰ ἐπὶ τῆς γῆς, εἴτε τὰ ἐν τοῖς οὐρανοῖς</w:t>
+      </w:r>
+    </w:p>
+    <w:p>
+      <w:pPr/>
+      <w:r>
+        <w:rPr>
+          <w:lang w:val="pt_PT" w:bidi="pt_PT"/>
+        </w:rPr>
+      </w:r>
+      <w:r>
+        <w:rPr>
+          <w:b/>
+          <w:lang w:val="pt_PT" w:bidi="pt_PT"/>
+        </w:rPr>
         <w:t>"trouxe de volta para si mesmo todas as coisas, tanto na terra como no céu".</w:t>
       </w:r>
     </w:p>
@@ -10770,6 +11010,21 @@
           <w:b/>
           <w:lang w:val="pt_PT" w:bidi="pt_PT"/>
         </w:rPr>
+        <w:t>εἴτε τὰ ἐπὶ τῆς γῆς, εἴτε τὰ ἐν τοῖς οὐρανοῖς</w:t>
+      </w:r>
+    </w:p>
+    <w:p>
+      <w:pPr/>
+      <w:r>
+        <w:rPr>
+          <w:lang w:val="pt_PT" w:bidi="pt_PT"/>
+        </w:rPr>
+      </w:r>
+      <w:r>
+        <w:rPr>
+          <w:b/>
+          <w:lang w:val="pt_PT" w:bidi="pt_PT"/>
+        </w:rPr>
         <w:t>"tanto na terra como no céu".</w:t>
       </w:r>
     </w:p>
@@ -12041,6 +12296,21 @@
           <w:b/>
           <w:lang w:val="pt_PT" w:bidi="pt_PT"/>
         </w:rPr>
+        <w:t>παραστῆσαι ὑμᾶς ἁγίους, καὶ ἀμώμους, καὶ ἀνεγκλήτους, κατενώπιον αὐτοῦ</w:t>
+      </w:r>
+    </w:p>
+    <w:p>
+      <w:pPr/>
+      <w:r>
+        <w:rPr>
+          <w:lang w:val="pt_PT" w:bidi="pt_PT"/>
+        </w:rPr>
+      </w:r>
+      <w:r>
+        <w:rPr>
+          <w:b/>
+          <w:lang w:val="pt_PT" w:bidi="pt_PT"/>
+        </w:rPr>
         <w:t>"a fim de trazê-los à sua presença para serem somente dele, não tendo mancha nem culpa".</w:t>
       </w:r>
     </w:p>
@@ -13630,6 +13900,21 @@
           <w:b/>
           <w:lang w:val="pt_PT" w:bidi="pt_PT"/>
         </w:rPr>
+        <w:t>ἐν τοῖς παθήμασιν ὑπὲρ ὑμῶν</w:t>
+      </w:r>
+    </w:p>
+    <w:p>
+      <w:pPr/>
+      <w:r>
+        <w:rPr>
+          <w:lang w:val="pt_PT" w:bidi="pt_PT"/>
+        </w:rPr>
+      </w:r>
+      <w:r>
+        <w:rPr>
+          <w:b/>
+          <w:lang w:val="pt_PT" w:bidi="pt_PT"/>
+        </w:rPr>
         <w:t>"pelo que tenho sofrido por vocês".</w:t>
       </w:r>
     </w:p>
@@ -14639,6 +14924,21 @@
           <w:b/>
           <w:lang w:val="pt_PT" w:bidi="pt_PT"/>
         </w:rPr>
+        <w:t>τὴν δοθεῖσάν μοι</w:t>
+      </w:r>
+    </w:p>
+    <w:p>
+      <w:pPr/>
+      <w:r>
+        <w:rPr>
+          <w:lang w:val="pt_PT" w:bidi="pt_PT"/>
+        </w:rPr>
+      </w:r>
+      <w:r>
+        <w:rPr>
+          <w:b/>
+          <w:lang w:val="pt_PT" w:bidi="pt_PT"/>
+        </w:rPr>
         <w:t>"Deus me escolheu para ser servo da Igreja e me deu uma missão que devo cumprir".</w:t>
       </w:r>
     </w:p>
@@ -14943,6 +15243,21 @@
         <w:rPr>
           <w:lang w:val="pt_PT" w:bidi="pt_PT"/>
         </w:rPr>
+      </w:r>
+    </w:p>
+    <w:p>
+      <w:pPr/>
+      <w:r>
+        <w:rPr>
+          <w:lang w:val="pt_PT" w:bidi="pt_PT"/>
+        </w:rPr>
+      </w:r>
+      <w:r>
+        <w:rPr>
+          <w:b/>
+          <w:lang w:val="pt_PT" w:bidi="pt_PT"/>
+        </w:rPr>
+        <w:t>τὸ μυστήριον τὸ ἀποκεκρυμμένον</w:t>
       </w:r>
     </w:p>
     <w:p>
@@ -16500,6 +16815,21 @@
           <w:b/>
           <w:lang w:val="pt_PT" w:bidi="pt_PT"/>
         </w:rPr>
+        <w:t>ἡμεῖς καταγγέλλομεν &amp; παραστήσωμεν</w:t>
+      </w:r>
+    </w:p>
+    <w:p>
+      <w:pPr/>
+      <w:r>
+        <w:rPr>
+          <w:lang w:val="pt_PT" w:bidi="pt_PT"/>
+        </w:rPr>
+      </w:r>
+      <w:r>
+        <w:rPr>
+          <w:b/>
+          <w:lang w:val="pt_PT" w:bidi="pt_PT"/>
+        </w:rPr>
         <w:t>"Assim nós anunciamos... aconselhamos e ensinamos cada pessoa".</w:t>
       </w:r>
     </w:p>
@@ -17494,6 +17824,21 @@
         <w:rPr>
           <w:lang w:val="pt_PT" w:bidi="pt_PT"/>
         </w:rPr>
+      </w:r>
+    </w:p>
+    <w:p>
+      <w:pPr/>
+      <w:r>
+        <w:rPr>
+          <w:lang w:val="pt_PT" w:bidi="pt_PT"/>
+        </w:rPr>
+      </w:r>
+      <w:r>
+        <w:rPr>
+          <w:b/>
+          <w:lang w:val="pt_PT" w:bidi="pt_PT"/>
+        </w:rPr>
+        <w:t>κατὰ τὴν ἐνέργειαν αὐτοῦ, τὴν ἐνεργουμένην</w:t>
       </w:r>
     </w:p>
     <w:p>
@@ -18110,6 +18455,21 @@
           <w:b/>
           <w:lang w:val="pt_PT" w:bidi="pt_PT"/>
         </w:rPr>
+        <w:t>ὑπὲρ ὑμῶν, καὶ τῶν ἐν Λαοδικίᾳ, καὶ ὅσοι οὐχ ἑόρακαν τὸ πρόσωπόν μου ἐν σαρκί</w:t>
+      </w:r>
+    </w:p>
+    <w:p>
+      <w:pPr/>
+      <w:r>
+        <w:rPr>
+          <w:lang w:val="pt_PT" w:bidi="pt_PT"/>
+        </w:rPr>
+      </w:r>
+      <w:r>
+        <w:rPr>
+          <w:b/>
+          <w:lang w:val="pt_PT" w:bidi="pt_PT"/>
+        </w:rPr>
         <w:t>"por vocês, e pelos que moram em Laodiceia, e por muitos outros que não me conhecem pessoalmente".</w:t>
       </w:r>
     </w:p>
@@ -18813,6 +19173,21 @@
           <w:b/>
           <w:lang w:val="pt_PT" w:bidi="pt_PT"/>
         </w:rPr>
+        <w:t>παρακληθῶσιν αἱ καρδίαι αὐτῶν, συμβιβασθέντες</w:t>
+      </w:r>
+    </w:p>
+    <w:p>
+      <w:pPr/>
+      <w:r>
+        <w:rPr>
+          <w:lang w:val="pt_PT" w:bidi="pt_PT"/>
+        </w:rPr>
+      </w:r>
+      <w:r>
+        <w:rPr>
+          <w:b/>
+          <w:lang w:val="pt_PT" w:bidi="pt_PT"/>
+        </w:rPr>
         <w:t>"para que o coração deles se encha de coragem e eles sejam unidos em amor".</w:t>
       </w:r>
     </w:p>
@@ -19346,6 +19721,21 @@
           <w:b/>
           <w:lang w:val="pt_PT" w:bidi="pt_PT"/>
         </w:rPr>
+        <w:t>εἰς πᾶν πλοῦτος τῆς πληροφορίας τῆς συνέσεως; εἰς ἐπίγνωσιν τοῦ μυστηρίου τοῦ Θεοῦ, Χριστοῦ</w:t>
+      </w:r>
+    </w:p>
+    <w:p>
+      <w:pPr/>
+      <w:r>
+        <w:rPr>
+          <w:lang w:val="pt_PT" w:bidi="pt_PT"/>
+        </w:rPr>
+      </w:r>
+      <w:r>
+        <w:rPr>
+          <w:b/>
+          <w:lang w:val="pt_PT" w:bidi="pt_PT"/>
+        </w:rPr>
         <w:t>"e assim fiquem completamente enriquecidos com a segurança que é dada pela verdadeira compreensão do segredo de Deus. Esse segredo é Cristo".</w:t>
       </w:r>
     </w:p>
@@ -19891,6 +20281,21 @@
         <w:rPr>
           <w:lang w:val="pt_PT" w:bidi="pt_PT"/>
         </w:rPr>
+      </w:r>
+    </w:p>
+    <w:p>
+      <w:pPr/>
+      <w:r>
+        <w:rPr>
+          <w:lang w:val="pt_PT" w:bidi="pt_PT"/>
+        </w:rPr>
+      </w:r>
+      <w:r>
+        <w:rPr>
+          <w:b/>
+          <w:lang w:val="pt_PT" w:bidi="pt_PT"/>
+        </w:rPr>
+        <w:t>εἰσιν πάντες οἱ θησαυροὶ τῆς σοφίας καὶ γνώσεως ἀπόκρυφοι</w:t>
       </w:r>
     </w:p>
     <w:p>
@@ -20691,6 +21096,21 @@
           <w:b/>
           <w:lang w:val="pt_PT" w:bidi="pt_PT"/>
         </w:rPr>
+        <w:t>μηδεὶς ὑμᾶς παραλογίζηται</w:t>
+      </w:r>
+    </w:p>
+    <w:p>
+      <w:pPr/>
+      <w:r>
+        <w:rPr>
+          <w:lang w:val="pt_PT" w:bidi="pt_PT"/>
+        </w:rPr>
+      </w:r>
+      <w:r>
+        <w:rPr>
+          <w:b/>
+          <w:lang w:val="pt_PT" w:bidi="pt_PT"/>
+        </w:rPr>
         <w:t>"para que não deixe que ninguém os engane".</w:t>
       </w:r>
     </w:p>
@@ -25812,6 +26232,21 @@
           <w:b/>
           <w:lang w:val="pt_PT" w:bidi="pt_PT"/>
         </w:rPr>
+        <w:t>καὶ περιετμήθητε περιτομῇ ἀχειροποιήτῳ, ἐν τῇ ἀπεκδύσει τοῦ σώματος τῆς σαρκός, ἐν τῇ περιτομῇ τοῦ Χριστοῦ</w:t>
+      </w:r>
+    </w:p>
+    <w:p>
+      <w:pPr/>
+      <w:r>
+        <w:rPr>
+          <w:lang w:val="pt_PT" w:bidi="pt_PT"/>
+        </w:rPr>
+      </w:r>
+      <w:r>
+        <w:rPr>
+          <w:b/>
+          <w:lang w:val="pt_PT" w:bidi="pt_PT"/>
+        </w:rPr>
         <w:t>"Por estarem unidos com Cristo, vocês foram circuncidados não com a circuncisão que é feita no corpo".</w:t>
       </w:r>
     </w:p>
@@ -25947,6 +26382,21 @@
           <w:b/>
           <w:lang w:val="pt_PT" w:bidi="pt_PT"/>
         </w:rPr>
+        <w:t>ἐν ᾧ καὶ περιετμήθητε</w:t>
+      </w:r>
+    </w:p>
+    <w:p>
+      <w:pPr/>
+      <w:r>
+        <w:rPr>
+          <w:lang w:val="pt_PT" w:bidi="pt_PT"/>
+        </w:rPr>
+      </w:r>
+      <w:r>
+        <w:rPr>
+          <w:b/>
+          <w:lang w:val="pt_PT" w:bidi="pt_PT"/>
+        </w:rPr>
         <w:t>"vocês foram circuncidados".</w:t>
       </w:r>
     </w:p>
@@ -26030,6 +26480,21 @@
           <w:b/>
           <w:lang w:val="pt_PT" w:bidi="pt_PT"/>
         </w:rPr>
+        <w:t>ἐν τῇ ἀπεκδύσει τοῦ σώματος τῆς σαρκός</w:t>
+      </w:r>
+    </w:p>
+    <w:p>
+      <w:pPr/>
+      <w:r>
+        <w:rPr>
+          <w:lang w:val="pt_PT" w:bidi="pt_PT"/>
+        </w:rPr>
+      </w:r>
+      <w:r>
+        <w:rPr>
+          <w:b/>
+          <w:lang w:val="pt_PT" w:bidi="pt_PT"/>
+        </w:rPr>
         <w:t>"não com a circuncisão que é feita no corpo".</w:t>
       </w:r>
     </w:p>
@@ -26955,6 +27420,21 @@
           <w:b/>
           <w:lang w:val="pt_PT" w:bidi="pt_PT"/>
         </w:rPr>
+        <w:t>συνηγέρθητε &amp; τοῦ ἐγείραντος αὐτὸν ἐκ νεκρῶν</w:t>
+      </w:r>
+    </w:p>
+    <w:p>
+      <w:pPr/>
+      <w:r>
+        <w:rPr>
+          <w:lang w:val="pt_PT" w:bidi="pt_PT"/>
+        </w:rPr>
+      </w:r>
+      <w:r>
+        <w:rPr>
+          <w:b/>
+          <w:lang w:val="pt_PT" w:bidi="pt_PT"/>
+        </w:rPr>
         <w:t>"foram ressuscitados com ele... o mesmo Deus que ressuscitou Cristo".</w:t>
       </w:r>
     </w:p>
@@ -27312,6 +27792,21 @@
           <w:b/>
           <w:lang w:val="pt_PT" w:bidi="pt_PT"/>
         </w:rPr>
+        <w:t>ὑμᾶς νεκροὺς ὄντας ἐν τοῖς παραπτώμασιν καὶ τῇ ἀκροβυστίᾳ τῆς σαρκὸς ὑμῶν, συνεζωοποίησεν ὑμᾶς</w:t>
+      </w:r>
+    </w:p>
+    <w:p>
+      <w:pPr/>
+      <w:r>
+        <w:rPr>
+          <w:lang w:val="pt_PT" w:bidi="pt_PT"/>
+        </w:rPr>
+      </w:r>
+      <w:r>
+        <w:rPr>
+          <w:b/>
+          <w:lang w:val="pt_PT" w:bidi="pt_PT"/>
+        </w:rPr>
         <w:t>"Antigamente vocês estavam espiritualmente mortos por causa dos seus pecados... Mas agora Deus os ressuscitou junto com Cristo".</w:t>
       </w:r>
     </w:p>
@@ -27857,6 +28352,21 @@
         <w:rPr>
           <w:lang w:val="pt_PT" w:bidi="pt_PT"/>
         </w:rPr>
+      </w:r>
+    </w:p>
+    <w:p>
+      <w:pPr/>
+      <w:r>
+        <w:rPr>
+          <w:lang w:val="pt_PT" w:bidi="pt_PT"/>
+        </w:rPr>
+      </w:r>
+      <w:r>
+        <w:rPr>
+          <w:b/>
+          <w:lang w:val="pt_PT" w:bidi="pt_PT"/>
+        </w:rPr>
+        <w:t>ἐν τοῖς παραπτώμασιν καὶ τῇ ἀκροβυστίᾳ τῆς σαρκὸς ὑμῶν</w:t>
       </w:r>
     </w:p>
     <w:p>
@@ -28505,6 +29015,21 @@
           <w:b/>
           <w:lang w:val="pt_PT" w:bidi="pt_PT"/>
         </w:rPr>
+        <w:t>ἐξαλείψας τὸ καθ’ ἡμῶν χειρόγραφον τοῖς δόγμασιν, ὃ ἦν ὑπεναντίον ἡμῖν, καὶ αὐτὸ ἦρκεν ἐκ τοῦ μέσου, προσηλώσας αὐτὸ τῷ σταυρῷ</w:t>
+      </w:r>
+    </w:p>
+    <w:p>
+      <w:pPr/>
+      <w:r>
+        <w:rPr>
+          <w:lang w:val="pt_PT" w:bidi="pt_PT"/>
+        </w:rPr>
+      </w:r>
+      <w:r>
+        <w:rPr>
+          <w:b/>
+          <w:lang w:val="pt_PT" w:bidi="pt_PT"/>
+        </w:rPr>
         <w:t>"e anulou a conta da nossa dívida, com os seus regulamentos que nós éramos obrigados a obedecer. Ele acabou com essa conta, pregando-a na cruz".</w:t>
       </w:r>
     </w:p>
@@ -28600,6 +29125,21 @@
         <w:rPr>
           <w:lang w:val="pt_PT" w:bidi="pt_PT"/>
         </w:rPr>
+      </w:r>
+    </w:p>
+    <w:p>
+      <w:pPr/>
+      <w:r>
+        <w:rPr>
+          <w:lang w:val="pt_PT" w:bidi="pt_PT"/>
+        </w:rPr>
+      </w:r>
+      <w:r>
+        <w:rPr>
+          <w:b/>
+          <w:lang w:val="pt_PT" w:bidi="pt_PT"/>
+        </w:rPr>
+        <w:t>καθ’ ἡμῶν &amp; ὃ ἦν ὑπεναντίον ἡμῖν</w:t>
       </w:r>
     </w:p>
     <w:p>
@@ -31169,6 +31709,21 @@
           <w:b/>
           <w:lang w:val="pt_PT" w:bidi="pt_PT"/>
         </w:rPr>
+        <w:t>εἰκῇ φυσιούμενος ὑπὸ τοῦ νοὸς τῆς σαρκὸς αὐτοῦ</w:t>
+      </w:r>
+    </w:p>
+    <w:p>
+      <w:pPr/>
+      <w:r>
+        <w:rPr>
+          <w:lang w:val="pt_PT" w:bidi="pt_PT"/>
+        </w:rPr>
+      </w:r>
+      <w:r>
+        <w:rPr>
+          <w:b/>
+          <w:lang w:val="pt_PT" w:bidi="pt_PT"/>
+        </w:rPr>
         <w:t>"Essas pessoas não têm nenhum motivo para estarem cheias de si".</w:t>
       </w:r>
     </w:p>
@@ -31748,6 +32303,21 @@
           <w:b/>
           <w:lang w:val="pt_PT" w:bidi="pt_PT"/>
         </w:rPr>
+        <w:t>τὴν κεφαλήν, ἐξ οὗ πᾶν τὸ σῶμα διὰ τῶν ἁφῶν καὶ συνδέσμων ἐπιχορηγούμενον καὶ συμβιβαζόμενον, αὔξει τὴν αὔξησιν τοῦ Θεοῦ</w:t>
+      </w:r>
+    </w:p>
+    <w:p>
+      <w:pPr/>
+      <w:r>
+        <w:rPr>
+          <w:lang w:val="pt_PT" w:bidi="pt_PT"/>
+        </w:rPr>
+      </w:r>
+      <w:r>
+        <w:rPr>
+          <w:b/>
+          <w:lang w:val="pt_PT" w:bidi="pt_PT"/>
+        </w:rPr>
         <w:t>"que é a cabeça. Cristo controla o corpo todo, o alimenta e mantém unido por meio das juntas e ligamentos, e assim o corpo cresce como Deus quer que cresça".</w:t>
       </w:r>
     </w:p>
@@ -31882,6 +32452,21 @@
         <w:rPr>
           <w:lang w:val="pt_PT" w:bidi="pt_PT"/>
         </w:rPr>
+      </w:r>
+    </w:p>
+    <w:p>
+      <w:pPr/>
+      <w:r>
+        <w:rPr>
+          <w:lang w:val="pt_PT" w:bidi="pt_PT"/>
+        </w:rPr>
+      </w:r>
+      <w:r>
+        <w:rPr>
+          <w:b/>
+          <w:lang w:val="pt_PT" w:bidi="pt_PT"/>
+        </w:rPr>
+        <w:t>ἐξ οὗ πᾶν τὸ σῶμα διὰ τῶν ἁφῶν καὶ συνδέσμων ἐπιχορηγούμενον καὶ συμβιβαζόμενον</w:t>
       </w:r>
     </w:p>
     <w:p>
@@ -32896,6 +33481,21 @@
           <w:b/>
           <w:lang w:val="pt_PT" w:bidi="pt_PT"/>
         </w:rPr>
+        <w:t>τί ὡς ζῶντες ἐν κόσμῳ δογματίζεσθε</w:t>
+      </w:r>
+    </w:p>
+    <w:p>
+      <w:pPr/>
+      <w:r>
+        <w:rPr>
+          <w:lang w:val="pt_PT" w:bidi="pt_PT"/>
+        </w:rPr>
+      </w:r>
+      <w:r>
+        <w:rPr>
+          <w:b/>
+          <w:lang w:val="pt_PT" w:bidi="pt_PT"/>
+        </w:rPr>
         <w:t>"Então, porque é que vocês estão vivendo como se fossem deste mundo?".</w:t>
       </w:r>
     </w:p>
@@ -33363,6 +33963,21 @@
         <w:rPr>
           <w:lang w:val="pt_PT" w:bidi="pt_PT"/>
         </w:rPr>
+      </w:r>
+    </w:p>
+    <w:p>
+      <w:pPr/>
+      <w:r>
+        <w:rPr>
+          <w:lang w:val="pt_PT" w:bidi="pt_PT"/>
+        </w:rPr>
+      </w:r>
+      <w:r>
+        <w:rPr>
+          <w:b/>
+          <w:lang w:val="pt_PT" w:bidi="pt_PT"/>
+        </w:rPr>
+        <w:t>δογματίζεσθε</w:t>
       </w:r>
     </w:p>
     <w:p>
@@ -34437,6 +35052,21 @@
           <w:b/>
           <w:lang w:val="pt_PT" w:bidi="pt_PT"/>
         </w:rPr>
+        <w:t>τὰ ἐντάλματα καὶ διδασκαλίας τῶν ἀνθρώπων</w:t>
+      </w:r>
+    </w:p>
+    <w:p>
+      <w:pPr/>
+      <w:r>
+        <w:rPr>
+          <w:lang w:val="pt_PT" w:bidi="pt_PT"/>
+        </w:rPr>
+      </w:r>
+      <w:r>
+        <w:rPr>
+          <w:b/>
+          <w:lang w:val="pt_PT" w:bidi="pt_PT"/>
+        </w:rPr>
         <w:t>"São apenas regras e ensinamentos que as pessoas inventam".</w:t>
       </w:r>
     </w:p>
@@ -35028,6 +35658,21 @@
         <w:rPr>
           <w:lang w:val="pt_PT" w:bidi="pt_PT"/>
         </w:rPr>
+      </w:r>
+    </w:p>
+    <w:p>
+      <w:pPr/>
+      <w:r>
+        <w:rPr>
+          <w:lang w:val="pt_PT" w:bidi="pt_PT"/>
+        </w:rPr>
+      </w:r>
+      <w:r>
+        <w:rPr>
+          <w:b/>
+          <w:lang w:val="pt_PT" w:bidi="pt_PT"/>
+        </w:rPr>
+        <w:t>λόγον μὲν ἔχοντα σοφίας ἐν ἐθελοθρησκείᾳ καὶ ταπεινοφροσύνῃ, ἀφειδίᾳ σώματος</w:t>
       </w:r>
     </w:p>
     <w:p>
@@ -37774,6 +38419,21 @@
           <w:b/>
           <w:lang w:val="pt_PT" w:bidi="pt_PT"/>
         </w:rPr>
+        <w:t>ἡ ζωὴ ὑμῶν κέκρυπται σὺν τῷ Χριστῷ ἐν τῷ Θεῷ</w:t>
+      </w:r>
+    </w:p>
+    <w:p>
+      <w:pPr/>
+      <w:r>
+        <w:rPr>
+          <w:lang w:val="pt_PT" w:bidi="pt_PT"/>
+        </w:rPr>
+      </w:r>
+      <w:r>
+        <w:rPr>
+          <w:b/>
+          <w:lang w:val="pt_PT" w:bidi="pt_PT"/>
+        </w:rPr>
         <w:t>"</w:t>
       </w:r>
       <w:r>
@@ -39434,6 +40094,21 @@
         <w:rPr>
           <w:lang w:val="pt_PT" w:bidi="pt_PT"/>
         </w:rPr>
+      </w:r>
+    </w:p>
+    <w:p>
+      <w:pPr/>
+      <w:r>
+        <w:rPr>
+          <w:lang w:val="pt_PT" w:bidi="pt_PT"/>
+        </w:rPr>
+      </w:r>
+      <w:r>
+        <w:rPr>
+          <w:b/>
+          <w:lang w:val="pt_PT" w:bidi="pt_PT"/>
+        </w:rPr>
+        <w:t>πορνείαν, ἀκαθαρσίαν, πάθος, ἐπιθυμίαν κακήν, καὶ τὴν πλεονεξίαν, ἥτις ἐστὶν εἰδωλολατρία</w:t>
       </w:r>
     </w:p>
     <w:p>
@@ -41992,6 +42667,21 @@
           <w:b/>
           <w:lang w:val="pt_PT" w:bidi="pt_PT"/>
         </w:rPr>
+        <w:t>ὀργήν, θυμόν, κακίαν, βλασφημίαν, αἰσχρολογίαν ἐκ τοῦ στόματος ὑμῶν</w:t>
+      </w:r>
+    </w:p>
+    <w:p>
+      <w:pPr/>
+      <w:r>
+        <w:rPr>
+          <w:lang w:val="pt_PT" w:bidi="pt_PT"/>
+        </w:rPr>
+      </w:r>
+      <w:r>
+        <w:rPr>
+          <w:b/>
+          <w:lang w:val="pt_PT" w:bidi="pt_PT"/>
+        </w:rPr>
         <w:t>"</w:t>
       </w:r>
       <w:r>
@@ -45203,6 +45893,21 @@
           <w:b/>
           <w:lang w:val="pt_PT" w:bidi="pt_PT"/>
         </w:rPr>
+        <w:t>οὐκ ἔνι Ἕλλην καὶ Ἰουδαῖος, περιτομὴ καὶ ἀκροβυστία, βάρβαρος, Σκύθης, δοῦλος, ἐλεύθερος</w:t>
+      </w:r>
+    </w:p>
+    <w:p>
+      <w:pPr/>
+      <w:r>
+        <w:rPr>
+          <w:lang w:val="pt_PT" w:bidi="pt_PT"/>
+        </w:rPr>
+      </w:r>
+      <w:r>
+        <w:rPr>
+          <w:b/>
+          <w:lang w:val="pt_PT" w:bidi="pt_PT"/>
+        </w:rPr>
         <w:t>"</w:t>
       </w:r>
       <w:r>
@@ -47082,6 +47787,21 @@
           <w:b/>
           <w:lang w:val="pt_PT" w:bidi="pt_PT"/>
         </w:rPr>
+        <w:t>ἀνεχόμενοι ἀλλήλων καὶ χαριζόμενοι ἑαυτοῖς, ἐάν τις πρός τινα ἔχῃ μομφήν</w:t>
+      </w:r>
+    </w:p>
+    <w:p>
+      <w:pPr/>
+      <w:r>
+        <w:rPr>
+          <w:lang w:val="pt_PT" w:bidi="pt_PT"/>
+        </w:rPr>
+      </w:r>
+      <w:r>
+        <w:rPr>
+          <w:b/>
+          <w:lang w:val="pt_PT" w:bidi="pt_PT"/>
+        </w:rPr>
         <w:t>"</w:t>
       </w:r>
       <w:r>
@@ -47710,6 +48430,21 @@
         <w:rPr>
           <w:lang w:val="pt_PT" w:bidi="pt_PT"/>
         </w:rPr>
+      </w:r>
+    </w:p>
+    <w:p>
+      <w:pPr/>
+      <w:r>
+        <w:rPr>
+          <w:lang w:val="pt_PT" w:bidi="pt_PT"/>
+        </w:rPr>
+      </w:r>
+      <w:r>
+        <w:rPr>
+          <w:b/>
+          <w:lang w:val="pt_PT" w:bidi="pt_PT"/>
+        </w:rPr>
+        <w:t>καθὼς καὶ ὁ Κύριος ἐχαρίσατο ὑμῖν, οὕτως καὶ ὑμεῖς</w:t>
       </w:r>
     </w:p>
     <w:p>
@@ -49722,6 +50457,21 @@
           <w:b/>
           <w:lang w:val="pt_PT" w:bidi="pt_PT"/>
         </w:rPr>
+        <w:t>εὐχάριστοι γίνεσθε</w:t>
+      </w:r>
+    </w:p>
+    <w:p>
+      <w:pPr/>
+      <w:r>
+        <w:rPr>
+          <w:lang w:val="pt_PT" w:bidi="pt_PT"/>
+        </w:rPr>
+      </w:r>
+      <w:r>
+        <w:rPr>
+          <w:b/>
+          <w:lang w:val="pt_PT" w:bidi="pt_PT"/>
+        </w:rPr>
         <w:t>"sejam agradecidos".</w:t>
       </w:r>
     </w:p>
@@ -58728,6 +59478,21 @@
           <w:b/>
           <w:lang w:val="pt_PT" w:bidi="pt_PT"/>
         </w:rPr>
+        <w:t>τῇ προσευχῇ προσκαρτερεῖτε</w:t>
+      </w:r>
+    </w:p>
+    <w:p>
+      <w:pPr/>
+      <w:r>
+        <w:rPr>
+          <w:lang w:val="pt_PT" w:bidi="pt_PT"/>
+        </w:rPr>
+      </w:r>
+      <w:r>
+        <w:rPr>
+          <w:b/>
+          <w:lang w:val="pt_PT" w:bidi="pt_PT"/>
+        </w:rPr>
         <w:t>"Continuem firmes na oração".</w:t>
       </w:r>
     </w:p>
@@ -60801,6 +61566,21 @@
           <w:b/>
           <w:lang w:val="pt_PT" w:bidi="pt_PT"/>
         </w:rPr>
+        <w:t>φανερώσω αὐτὸ</w:t>
+      </w:r>
+    </w:p>
+    <w:p>
+      <w:pPr/>
+      <w:r>
+        <w:rPr>
+          <w:lang w:val="pt_PT" w:bidi="pt_PT"/>
+        </w:rPr>
+      </w:r>
+      <w:r>
+        <w:rPr>
+          <w:b/>
+          <w:lang w:val="pt_PT" w:bidi="pt_PT"/>
+        </w:rPr>
         <w:t>"com que o segredo de Cristo seja bem conhecido".</w:t>
       </w:r>
     </w:p>
@@ -62387,6 +63167,21 @@
           <w:b/>
           <w:lang w:val="pt_PT" w:bidi="pt_PT"/>
         </w:rPr>
+        <w:t>πῶς δεῖ ὑμᾶς &amp; ἀποκρίνεσθαι</w:t>
+      </w:r>
+    </w:p>
+    <w:p>
+      <w:pPr/>
+      <w:r>
+        <w:rPr>
+          <w:lang w:val="pt_PT" w:bidi="pt_PT"/>
+        </w:rPr>
+      </w:r>
+      <w:r>
+        <w:rPr>
+          <w:b/>
+          <w:lang w:val="pt_PT" w:bidi="pt_PT"/>
+        </w:rPr>
         <w:t>"que vocês saibam também como responder a cada pessoa".</w:t>
       </w:r>
     </w:p>
@@ -62579,6 +63374,21 @@
           <w:b/>
           <w:lang w:val="pt_PT" w:bidi="pt_PT"/>
         </w:rPr>
+        <w:t>τὰ κατ’ ἐμὲ πάντα γνωρίσει ὑμῖν Τυχικὸς, ὁ ἀγαπητὸς ἀδελφὸς, καὶ πιστὸς διάκονος, καὶ σύνδουλος ἐν Κυρίῳ</w:t>
+      </w:r>
+    </w:p>
+    <w:p>
+      <w:pPr/>
+      <w:r>
+        <w:rPr>
+          <w:lang w:val="pt_PT" w:bidi="pt_PT"/>
+        </w:rPr>
+      </w:r>
+      <w:r>
+        <w:rPr>
+          <w:b/>
+          <w:lang w:val="pt_PT" w:bidi="pt_PT"/>
+        </w:rPr>
         <w:t>"Tíquico, nosso querido irmão, trabalhador fiel e companheiro no serviço do Senhor, levará a vocês todas as notícias minhas".</w:t>
       </w:r>
     </w:p>
@@ -62798,6 +63608,21 @@
         <w:rPr>
           <w:lang w:val="pt_PT" w:bidi="pt_PT"/>
         </w:rPr>
+      </w:r>
+    </w:p>
+    <w:p>
+      <w:pPr/>
+      <w:r>
+        <w:rPr>
+          <w:lang w:val="pt_PT" w:bidi="pt_PT"/>
+        </w:rPr>
+      </w:r>
+      <w:r>
+        <w:rPr>
+          <w:b/>
+          <w:lang w:val="pt_PT" w:bidi="pt_PT"/>
+        </w:rPr>
+        <w:t>Τυχικὸς</w:t>
       </w:r>
     </w:p>
     <w:p>
@@ -64245,6 +65070,21 @@
           <w:b/>
           <w:lang w:val="pt_PT" w:bidi="pt_PT"/>
         </w:rPr>
+        <w:t>Ὀνησίμῳ</w:t>
+      </w:r>
+    </w:p>
+    <w:p>
+      <w:pPr/>
+      <w:r>
+        <w:rPr>
+          <w:lang w:val="pt_PT" w:bidi="pt_PT"/>
+        </w:rPr>
+      </w:r>
+      <w:r>
+        <w:rPr>
+          <w:b/>
+          <w:lang w:val="pt_PT" w:bidi="pt_PT"/>
+        </w:rPr>
         <w:t>"Onésimo".</w:t>
       </w:r>
     </w:p>
@@ -64717,6 +65557,21 @@
           <w:b/>
           <w:lang w:val="pt_PT" w:bidi="pt_PT"/>
         </w:rPr>
+        <w:t>Ἀρίσταρχος &amp; Μᾶρκος &amp; Βαρναβᾶ</w:t>
+      </w:r>
+    </w:p>
+    <w:p>
+      <w:pPr/>
+      <w:r>
+        <w:rPr>
+          <w:lang w:val="pt_PT" w:bidi="pt_PT"/>
+        </w:rPr>
+      </w:r>
+      <w:r>
+        <w:rPr>
+          <w:b/>
+          <w:lang w:val="pt_PT" w:bidi="pt_PT"/>
+        </w:rPr>
         <w:t>"Aristarco... Marcos, o primo de Barnabé".</w:t>
       </w:r>
     </w:p>
@@ -65687,6 +66542,21 @@
         <w:rPr>
           <w:lang w:val="pt_PT" w:bidi="pt_PT"/>
         </w:rPr>
+      </w:r>
+    </w:p>
+    <w:p>
+      <w:pPr/>
+      <w:r>
+        <w:rPr>
+          <w:lang w:val="pt_PT" w:bidi="pt_PT"/>
+        </w:rPr>
+      </w:r>
+      <w:r>
+        <w:rPr>
+          <w:b/>
+          <w:lang w:val="pt_PT" w:bidi="pt_PT"/>
+        </w:rPr>
+        <w:t>Ἰησοῦς &amp; Ἰοῦστος</w:t>
       </w:r>
     </w:p>
     <w:p>
@@ -68425,6 +69295,21 @@
           <w:b/>
           <w:lang w:val="pt_PT" w:bidi="pt_PT"/>
         </w:rPr>
+        <w:t>Λουκᾶς &amp; Δημᾶς</w:t>
+      </w:r>
+    </w:p>
+    <w:p>
+      <w:pPr/>
+      <w:r>
+        <w:rPr>
+          <w:lang w:val="pt_PT" w:bidi="pt_PT"/>
+        </w:rPr>
+      </w:r>
+      <w:r>
+        <w:rPr>
+          <w:b/>
+          <w:lang w:val="pt_PT" w:bidi="pt_PT"/>
+        </w:rPr>
         <w:t>"Lucas... Demas".</w:t>
       </w:r>
     </w:p>
@@ -68885,6 +69770,21 @@
           <w:b/>
           <w:lang w:val="pt_PT" w:bidi="pt_PT"/>
         </w:rPr>
+        <w:t>Νύμφαν</w:t>
+      </w:r>
+    </w:p>
+    <w:p>
+      <w:pPr/>
+      <w:r>
+        <w:rPr>
+          <w:lang w:val="pt_PT" w:bidi="pt_PT"/>
+        </w:rPr>
+      </w:r>
+      <w:r>
+        <w:rPr>
+          <w:b/>
+          <w:lang w:val="pt_PT" w:bidi="pt_PT"/>
+        </w:rPr>
         <w:t>"Saudações também para Ninfa".</w:t>
       </w:r>
     </w:p>
@@ -69197,6 +70097,21 @@
           <w:b/>
           <w:lang w:val="pt_PT" w:bidi="pt_PT"/>
         </w:rPr>
+        <w:t>ἀναγνωσθῇ παρ’ ὑμῖν ἡ ἐπιστολή &amp; ἀναγνωσθῇ</w:t>
+      </w:r>
+    </w:p>
+    <w:p>
+      <w:pPr/>
+      <w:r>
+        <w:rPr>
+          <w:lang w:val="pt_PT" w:bidi="pt_PT"/>
+        </w:rPr>
+      </w:r>
+      <w:r>
+        <w:rPr>
+          <w:b/>
+          <w:lang w:val="pt_PT" w:bidi="pt_PT"/>
+        </w:rPr>
         <w:t>"depois de lerem esta carta... os irmãos de lá também leiam".</w:t>
       </w:r>
     </w:p>
@@ -69266,6 +70181,21 @@
         <w:rPr>
           <w:lang w:val="pt_PT" w:bidi="pt_PT"/>
         </w:rPr>
+      </w:r>
+    </w:p>
+    <w:p>
+      <w:pPr/>
+      <w:r>
+        <w:rPr>
+          <w:lang w:val="pt_PT" w:bidi="pt_PT"/>
+        </w:rPr>
+      </w:r>
+      <w:r>
+        <w:rPr>
+          <w:b/>
+          <w:lang w:val="pt_PT" w:bidi="pt_PT"/>
+        </w:rPr>
+        <w:t>ποιήσατε ἵνα καὶ ἐν τῇ Λαοδικαίων ἐκκλησίᾳ ἀναγνωσθῇ, καὶ τὴν ἐκ Λαοδικίας ἵνα καὶ ὑμεῖς ἀναγνῶτε</w:t>
       </w:r>
     </w:p>
     <w:p>
@@ -69596,6 +70526,21 @@
           <w:b/>
           <w:lang w:val="pt_PT" w:bidi="pt_PT"/>
         </w:rPr>
+        <w:t>Ἀρχίππῳ</w:t>
+      </w:r>
+    </w:p>
+    <w:p>
+      <w:pPr/>
+      <w:r>
+        <w:rPr>
+          <w:lang w:val="pt_PT" w:bidi="pt_PT"/>
+        </w:rPr>
+      </w:r>
+      <w:r>
+        <w:rPr>
+          <w:b/>
+          <w:lang w:val="pt_PT" w:bidi="pt_PT"/>
+        </w:rPr>
         <w:t>"a Arquipo".</w:t>
       </w:r>
     </w:p>
@@ -69686,6 +70631,21 @@
           <w:b/>
           <w:lang w:val="pt_PT" w:bidi="pt_PT"/>
         </w:rPr>
+        <w:t>βλέπε τὴν διακονίαν ἣν παρέλαβες ἐν Κυρίῳ, ἵνα αὐτὴν πληροῖς</w:t>
+      </w:r>
+    </w:p>
+    <w:p>
+      <w:pPr/>
+      <w:r>
+        <w:rPr>
+          <w:lang w:val="pt_PT" w:bidi="pt_PT"/>
+        </w:rPr>
+      </w:r>
+      <w:r>
+        <w:rPr>
+          <w:b/>
+          <w:lang w:val="pt_PT" w:bidi="pt_PT"/>
+        </w:rPr>
         <w:t>"procure cumprir bem a tarefa que você recebeu no serviço do Senhor".</w:t>
       </w:r>
     </w:p>
@@ -69755,6 +70715,21 @@
         <w:rPr>
           <w:lang w:val="pt_PT" w:bidi="pt_PT"/>
         </w:rPr>
+      </w:r>
+    </w:p>
+    <w:p>
+      <w:pPr/>
+      <w:r>
+        <w:rPr>
+          <w:lang w:val="pt_PT" w:bidi="pt_PT"/>
+        </w:rPr>
+      </w:r>
+      <w:r>
+        <w:rPr>
+          <w:b/>
+          <w:lang w:val="pt_PT" w:bidi="pt_PT"/>
+        </w:rPr>
+        <w:t>εἴπατε Ἀρχίππῳ, βλέπε τὴν διακονίαν ἣν παρέλαβες ἐν Κυρίῳ, ἵνα αὐτὴν πληροῖς</w:t>
       </w:r>
     </w:p>
     <w:p>
